--- a/course-content/authoring/shared/homework-problems/T1.docx
+++ b/course-content/authoring/shared/homework-problems/T1.docx
@@ -6,10 +6,16 @@
     <w:p>
       <w:pPr>
         <w:pStyle w:val="Heading1"/>
-      </w:pPr>
-      <w:r>
-        <w:rPr>
-          <w:rFonts w:ascii="Microsoft YaHei" w:hAnsi="Microsoft YaHei" w:eastAsia="Microsoft YaHei"/>
+        <w:spacing w:line="240" w:lineRule="auto" w:before="0" w:after="80"/>
+        <w:ind w:firstLine="0"/>
+        <w:jc w:val="center"/>
+      </w:pPr>
+      <w:r>
+        <w:rPr>
+          <w:rFonts w:ascii="Times New Roman" w:hAnsi="Times New Roman" w:eastAsia="SimHei"/>
+          <w:b w:val="0"/>
+          <w:color w:val="000000"/>
+          <w:sz w:val="32"/>
         </w:rPr>
         <w:t xml:space="preserve">自动控制原理 第一章作业</w:t>
       </w:r>
@@ -18,10 +24,15 @@
     <w:p>
       <w:pPr>
         <w:pStyle w:val="Heading2"/>
-      </w:pPr>
-      <w:r>
-        <w:rPr>
-          <w:rFonts w:ascii="Microsoft YaHei" w:hAnsi="Microsoft YaHei" w:eastAsia="Microsoft YaHei"/>
+        <w:spacing w:line="240" w:lineRule="auto" w:before="0" w:after="80"/>
+        <w:ind w:firstLine="0"/>
+      </w:pPr>
+      <w:r>
+        <w:rPr>
+          <w:rFonts w:ascii="Times New Roman" w:hAnsi="Times New Roman" w:eastAsia="SimSun"/>
+          <w:b/>
+          <w:color w:val="000000"/>
+          <w:sz w:val="28"/>
         </w:rPr>
         <w:t xml:space="preserve">T1-1 开环与闭环控制对比分析</w:t>
       </w:r>
@@ -29,16 +40,24 @@
     <w:p>
       <w:pPr>
         <w:pStyle w:val="FirstParagraph"/>
-      </w:pPr>
-      <w:r>
-        <w:rPr>
-          <w:rFonts w:ascii="Microsoft YaHei" w:hAnsi="Microsoft YaHei" w:eastAsia="Microsoft YaHei"/>
+        <w:spacing w:line="240" w:lineRule="auto" w:before="0" w:after="80"/>
+        <w:ind w:firstLine="480"/>
+      </w:pPr>
+      <w:r>
+        <w:rPr>
+          <w:rFonts w:ascii="Times New Roman" w:hAnsi="Times New Roman" w:eastAsia="SimSun"/>
+          <w:b w:val="0"/>
+          <w:color w:val="000000"/>
+          <w:sz w:val="24"/>
         </w:rPr>
         <w:t xml:space="preserve">已知同一被控对象的名义模型取为</w:t>
       </w:r>
       <w:r>
         <w:rPr>
-          <w:rFonts w:ascii="Microsoft YaHei" w:hAnsi="Microsoft YaHei" w:eastAsia="Microsoft YaHei"/>
+          <w:rFonts w:ascii="Times New Roman" w:hAnsi="Times New Roman" w:eastAsia="SimSun"/>
+          <w:b w:val="0"/>
+          <w:color w:val="000000"/>
+          <w:sz w:val="24"/>
         </w:rPr>
         <w:t xml:space="preserve"> </w:t>
       </w:r>
@@ -108,13 +127,19 @@
       </m:oMath>
       <w:r>
         <w:rPr>
-          <w:rFonts w:ascii="Microsoft YaHei" w:hAnsi="Microsoft YaHei" w:eastAsia="Microsoft YaHei"/>
+          <w:rFonts w:ascii="Times New Roman" w:hAnsi="Times New Roman" w:eastAsia="SimSun"/>
+          <w:b w:val="0"/>
+          <w:color w:val="000000"/>
+          <w:sz w:val="24"/>
         </w:rPr>
         <w:t xml:space="preserve">，控制器取为</w:t>
       </w:r>
       <w:r>
         <w:rPr>
-          <w:rFonts w:ascii="Microsoft YaHei" w:hAnsi="Microsoft YaHei" w:eastAsia="Microsoft YaHei"/>
+          <w:rFonts w:ascii="Times New Roman" w:hAnsi="Times New Roman" w:eastAsia="SimSun"/>
+          <w:b w:val="0"/>
+          <w:color w:val="000000"/>
+          <w:sz w:val="24"/>
         </w:rPr>
         <w:t xml:space="preserve"> </w:t>
       </w:r>
@@ -147,7 +172,10 @@
       </m:oMath>
       <w:r>
         <w:rPr>
-          <w:rFonts w:ascii="Microsoft YaHei" w:hAnsi="Microsoft YaHei" w:eastAsia="Microsoft YaHei"/>
+          <w:rFonts w:ascii="Times New Roman" w:hAnsi="Times New Roman" w:eastAsia="SimSun"/>
+          <w:b w:val="0"/>
+          <w:color w:val="000000"/>
+          <w:sz w:val="24"/>
         </w:rPr>
         <w:t xml:space="preserve">。现考虑以下两种接法：</w:t>
       </w:r>
@@ -159,16 +187,24 @@
           <w:numId w:val="1001"/>
         </w:numPr>
         <w:pStyle w:val="Compact"/>
-      </w:pPr>
-      <w:r>
-        <w:rPr>
-          <w:rFonts w:ascii="Microsoft YaHei" w:hAnsi="Microsoft YaHei" w:eastAsia="Microsoft YaHei"/>
+        <w:spacing w:line="240" w:lineRule="auto" w:before="0" w:after="80"/>
+        <w:ind w:firstLine="480"/>
+      </w:pPr>
+      <w:r>
+        <w:rPr>
+          <w:rFonts w:ascii="Times New Roman" w:hAnsi="Times New Roman" w:eastAsia="SimSun"/>
+          <w:b w:val="0"/>
+          <w:color w:val="000000"/>
+          <w:sz w:val="24"/>
         </w:rPr>
         <w:t xml:space="preserve">开环控制：参考输入</w:t>
       </w:r>
       <w:r>
         <w:rPr>
-          <w:rFonts w:ascii="Microsoft YaHei" w:hAnsi="Microsoft YaHei" w:eastAsia="Microsoft YaHei"/>
+          <w:rFonts w:ascii="Times New Roman" w:hAnsi="Times New Roman" w:eastAsia="SimSun"/>
+          <w:b w:val="0"/>
+          <w:color w:val="000000"/>
+          <w:sz w:val="24"/>
         </w:rPr>
         <w:t xml:space="preserve"> </w:t>
       </w:r>
@@ -179,19 +215,28 @@
       </m:oMath>
       <w:r>
         <w:rPr>
-          <w:rFonts w:ascii="Microsoft YaHei" w:hAnsi="Microsoft YaHei" w:eastAsia="Microsoft YaHei"/>
-        </w:rPr>
-        <w:t xml:space="preserve"> </w:t>
-      </w:r>
-      <w:r>
-        <w:rPr>
-          <w:rFonts w:ascii="Microsoft YaHei" w:hAnsi="Microsoft YaHei" w:eastAsia="Microsoft YaHei"/>
+          <w:rFonts w:ascii="Times New Roman" w:hAnsi="Times New Roman" w:eastAsia="SimSun"/>
+          <w:b w:val="0"/>
+          <w:color w:val="000000"/>
+          <w:sz w:val="24"/>
+        </w:rPr>
+        <w:t xml:space="preserve"> </w:t>
+      </w:r>
+      <w:r>
+        <w:rPr>
+          <w:rFonts w:ascii="Times New Roman" w:hAnsi="Times New Roman" w:eastAsia="SimSun"/>
+          <w:b w:val="0"/>
+          <w:color w:val="000000"/>
+          <w:sz w:val="24"/>
         </w:rPr>
         <w:t xml:space="preserve">先经过控制器</w:t>
       </w:r>
       <w:r>
         <w:rPr>
-          <w:rFonts w:ascii="Microsoft YaHei" w:hAnsi="Microsoft YaHei" w:eastAsia="Microsoft YaHei"/>
+          <w:rFonts w:ascii="Times New Roman" w:hAnsi="Times New Roman" w:eastAsia="SimSun"/>
+          <w:b w:val="0"/>
+          <w:color w:val="000000"/>
+          <w:sz w:val="24"/>
         </w:rPr>
         <w:t xml:space="preserve"> </w:t>
       </w:r>
@@ -215,13 +260,19 @@
       </m:oMath>
       <w:r>
         <w:rPr>
-          <w:rFonts w:ascii="Microsoft YaHei" w:hAnsi="Microsoft YaHei" w:eastAsia="Microsoft YaHei"/>
+          <w:rFonts w:ascii="Times New Roman" w:hAnsi="Times New Roman" w:eastAsia="SimSun"/>
+          <w:b w:val="0"/>
+          <w:color w:val="000000"/>
+          <w:sz w:val="24"/>
         </w:rPr>
         <w:t xml:space="preserve">，再进入被控对象</w:t>
       </w:r>
       <w:r>
         <w:rPr>
-          <w:rFonts w:ascii="Microsoft YaHei" w:hAnsi="Microsoft YaHei" w:eastAsia="Microsoft YaHei"/>
+          <w:rFonts w:ascii="Times New Roman" w:hAnsi="Times New Roman" w:eastAsia="SimSun"/>
+          <w:b w:val="0"/>
+          <w:color w:val="000000"/>
+          <w:sz w:val="24"/>
         </w:rPr>
         <w:t xml:space="preserve"> </w:t>
       </w:r>
@@ -254,13 +305,19 @@
       </m:oMath>
       <w:r>
         <w:rPr>
-          <w:rFonts w:ascii="Microsoft YaHei" w:hAnsi="Microsoft YaHei" w:eastAsia="Microsoft YaHei"/>
+          <w:rFonts w:ascii="Times New Roman" w:hAnsi="Times New Roman" w:eastAsia="SimSun"/>
+          <w:b w:val="0"/>
+          <w:color w:val="000000"/>
+          <w:sz w:val="24"/>
         </w:rPr>
         <w:t xml:space="preserve">，输出为</w:t>
       </w:r>
       <w:r>
         <w:rPr>
-          <w:rFonts w:ascii="Microsoft YaHei" w:hAnsi="Microsoft YaHei" w:eastAsia="Microsoft YaHei"/>
+          <w:rFonts w:ascii="Times New Roman" w:hAnsi="Times New Roman" w:eastAsia="SimSun"/>
+          <w:b w:val="0"/>
+          <w:color w:val="000000"/>
+          <w:sz w:val="24"/>
         </w:rPr>
         <w:t xml:space="preserve"> </w:t>
       </w:r>
@@ -271,7 +328,10 @@
       </m:oMath>
       <w:r>
         <w:rPr>
-          <w:rFonts w:ascii="Microsoft YaHei" w:hAnsi="Microsoft YaHei" w:eastAsia="Microsoft YaHei"/>
+          <w:rFonts w:ascii="Times New Roman" w:hAnsi="Times New Roman" w:eastAsia="SimSun"/>
+          <w:b w:val="0"/>
+          <w:color w:val="000000"/>
+          <w:sz w:val="24"/>
         </w:rPr>
         <w:t xml:space="preserve">，不引入反馈。</w:t>
       </w:r>
@@ -283,16 +343,24 @@
           <w:numId w:val="1001"/>
         </w:numPr>
         <w:pStyle w:val="Compact"/>
-      </w:pPr>
-      <w:r>
-        <w:rPr>
-          <w:rFonts w:ascii="Microsoft YaHei" w:hAnsi="Microsoft YaHei" w:eastAsia="Microsoft YaHei"/>
+        <w:spacing w:line="240" w:lineRule="auto" w:before="0" w:after="80"/>
+        <w:ind w:firstLine="480"/>
+      </w:pPr>
+      <w:r>
+        <w:rPr>
+          <w:rFonts w:ascii="Times New Roman" w:hAnsi="Times New Roman" w:eastAsia="SimSun"/>
+          <w:b w:val="0"/>
+          <w:color w:val="000000"/>
+          <w:sz w:val="24"/>
         </w:rPr>
         <w:t xml:space="preserve">闭环控制：采用单位负反馈，误差信号</w:t>
       </w:r>
       <w:r>
         <w:rPr>
-          <w:rFonts w:ascii="Microsoft YaHei" w:hAnsi="Microsoft YaHei" w:eastAsia="Microsoft YaHei"/>
+          <w:rFonts w:ascii="Times New Roman" w:hAnsi="Times New Roman" w:eastAsia="SimSun"/>
+          <w:b w:val="0"/>
+          <w:color w:val="000000"/>
+          <w:sz w:val="24"/>
         </w:rPr>
         <w:t xml:space="preserve"> </w:t>
       </w:r>
@@ -321,19 +389,28 @@
       </m:oMath>
       <w:r>
         <w:rPr>
-          <w:rFonts w:ascii="Microsoft YaHei" w:hAnsi="Microsoft YaHei" w:eastAsia="Microsoft YaHei"/>
-        </w:rPr>
-        <w:t xml:space="preserve"> </w:t>
-      </w:r>
-      <w:r>
-        <w:rPr>
-          <w:rFonts w:ascii="Microsoft YaHei" w:hAnsi="Microsoft YaHei" w:eastAsia="Microsoft YaHei"/>
+          <w:rFonts w:ascii="Times New Roman" w:hAnsi="Times New Roman" w:eastAsia="SimSun"/>
+          <w:b w:val="0"/>
+          <w:color w:val="000000"/>
+          <w:sz w:val="24"/>
+        </w:rPr>
+        <w:t xml:space="preserve"> </w:t>
+      </w:r>
+      <w:r>
+        <w:rPr>
+          <w:rFonts w:ascii="Times New Roman" w:hAnsi="Times New Roman" w:eastAsia="SimSun"/>
+          <w:b w:val="0"/>
+          <w:color w:val="000000"/>
+          <w:sz w:val="24"/>
         </w:rPr>
         <w:t xml:space="preserve">先经过控制器</w:t>
       </w:r>
       <w:r>
         <w:rPr>
-          <w:rFonts w:ascii="Microsoft YaHei" w:hAnsi="Microsoft YaHei" w:eastAsia="Microsoft YaHei"/>
+          <w:rFonts w:ascii="Times New Roman" w:hAnsi="Times New Roman" w:eastAsia="SimSun"/>
+          <w:b w:val="0"/>
+          <w:color w:val="000000"/>
+          <w:sz w:val="24"/>
         </w:rPr>
         <w:t xml:space="preserve"> </w:t>
       </w:r>
@@ -357,13 +434,19 @@
       </m:oMath>
       <w:r>
         <w:rPr>
-          <w:rFonts w:ascii="Microsoft YaHei" w:hAnsi="Microsoft YaHei" w:eastAsia="Microsoft YaHei"/>
+          <w:rFonts w:ascii="Times New Roman" w:hAnsi="Times New Roman" w:eastAsia="SimSun"/>
+          <w:b w:val="0"/>
+          <w:color w:val="000000"/>
+          <w:sz w:val="24"/>
         </w:rPr>
         <w:t xml:space="preserve">，再进入被控对象</w:t>
       </w:r>
       <w:r>
         <w:rPr>
-          <w:rFonts w:ascii="Microsoft YaHei" w:hAnsi="Microsoft YaHei" w:eastAsia="Microsoft YaHei"/>
+          <w:rFonts w:ascii="Times New Roman" w:hAnsi="Times New Roman" w:eastAsia="SimSun"/>
+          <w:b w:val="0"/>
+          <w:color w:val="000000"/>
+          <w:sz w:val="24"/>
         </w:rPr>
         <w:t xml:space="preserve"> </w:t>
       </w:r>
@@ -396,13 +479,19 @@
       </m:oMath>
       <w:r>
         <w:rPr>
-          <w:rFonts w:ascii="Microsoft YaHei" w:hAnsi="Microsoft YaHei" w:eastAsia="Microsoft YaHei"/>
+          <w:rFonts w:ascii="Times New Roman" w:hAnsi="Times New Roman" w:eastAsia="SimSun"/>
+          <w:b w:val="0"/>
+          <w:color w:val="000000"/>
+          <w:sz w:val="24"/>
         </w:rPr>
         <w:t xml:space="preserve">，输出为</w:t>
       </w:r>
       <w:r>
         <w:rPr>
-          <w:rFonts w:ascii="Microsoft YaHei" w:hAnsi="Microsoft YaHei" w:eastAsia="Microsoft YaHei"/>
+          <w:rFonts w:ascii="Times New Roman" w:hAnsi="Times New Roman" w:eastAsia="SimSun"/>
+          <w:b w:val="0"/>
+          <w:color w:val="000000"/>
+          <w:sz w:val="24"/>
         </w:rPr>
         <w:t xml:space="preserve"> </w:t>
       </w:r>
@@ -413,7 +502,10 @@
       </m:oMath>
       <w:r>
         <w:rPr>
-          <w:rFonts w:ascii="Microsoft YaHei" w:hAnsi="Microsoft YaHei" w:eastAsia="Microsoft YaHei"/>
+          <w:rFonts w:ascii="Times New Roman" w:hAnsi="Times New Roman" w:eastAsia="SimSun"/>
+          <w:b w:val="0"/>
+          <w:color w:val="000000"/>
+          <w:sz w:val="24"/>
         </w:rPr>
         <w:t xml:space="preserve">。</w:t>
       </w:r>
@@ -421,10 +513,15 @@
     <w:p>
       <w:pPr>
         <w:pStyle w:val="FirstParagraph"/>
-      </w:pPr>
-      <w:r>
-        <w:rPr>
-          <w:rFonts w:ascii="Microsoft YaHei" w:hAnsi="Microsoft YaHei" w:eastAsia="Microsoft YaHei"/>
+        <w:spacing w:line="240" w:lineRule="auto" w:before="0" w:after="80"/>
+        <w:ind w:firstLine="480"/>
+      </w:pPr>
+      <w:r>
+        <w:rPr>
+          <w:rFonts w:ascii="Times New Roman" w:hAnsi="Times New Roman" w:eastAsia="SimSun"/>
+          <w:b w:val="0"/>
+          <w:color w:val="000000"/>
+          <w:sz w:val="24"/>
         </w:rPr>
         <w:t xml:space="preserve">设输入为单位阶跃信号，回答下列问题：</w:t>
       </w:r>
@@ -436,10 +533,15 @@
           <w:numId w:val="1002"/>
         </w:numPr>
         <w:pStyle w:val="Compact"/>
-      </w:pPr>
-      <w:r>
-        <w:rPr>
-          <w:rFonts w:ascii="Microsoft YaHei" w:hAnsi="Microsoft YaHei" w:eastAsia="Microsoft YaHei"/>
+        <w:spacing w:line="240" w:lineRule="auto" w:before="0" w:after="80"/>
+        <w:ind w:firstLine="480"/>
+      </w:pPr>
+      <w:r>
+        <w:rPr>
+          <w:rFonts w:ascii="Times New Roman" w:hAnsi="Times New Roman" w:eastAsia="SimSun"/>
+          <w:b w:val="0"/>
+          <w:color w:val="000000"/>
+          <w:sz w:val="24"/>
         </w:rPr>
         <w:t xml:space="preserve">从闭环极点或系统极点的角度，说明上述两种接法在稳定性上的差异，并给出理由。</w:t>
       </w:r>
@@ -451,16 +553,24 @@
           <w:numId w:val="1002"/>
         </w:numPr>
         <w:pStyle w:val="Compact"/>
-      </w:pPr>
-      <w:r>
-        <w:rPr>
-          <w:rFonts w:ascii="Microsoft YaHei" w:hAnsi="Microsoft YaHei" w:eastAsia="Microsoft YaHei"/>
+        <w:spacing w:line="240" w:lineRule="auto" w:before="0" w:after="80"/>
+        <w:ind w:firstLine="480"/>
+      </w:pPr>
+      <w:r>
+        <w:rPr>
+          <w:rFonts w:ascii="Times New Roman" w:hAnsi="Times New Roman" w:eastAsia="SimSun"/>
+          <w:b w:val="0"/>
+          <w:color w:val="000000"/>
+          <w:sz w:val="24"/>
         </w:rPr>
         <w:t xml:space="preserve">若被控对象参数发生</w:t>
       </w:r>
       <w:r>
         <w:rPr>
-          <w:rFonts w:ascii="Microsoft YaHei" w:hAnsi="Microsoft YaHei" w:eastAsia="Microsoft YaHei"/>
+          <w:rFonts w:ascii="Times New Roman" w:hAnsi="Times New Roman" w:eastAsia="SimSun"/>
+          <w:b w:val="0"/>
+          <w:color w:val="000000"/>
+          <w:sz w:val="24"/>
         </w:rPr>
         <w:t xml:space="preserve"> </w:t>
       </w:r>
@@ -477,19 +587,28 @@
       </m:oMath>
       <w:r>
         <w:rPr>
-          <w:rFonts w:ascii="Microsoft YaHei" w:hAnsi="Microsoft YaHei" w:eastAsia="Microsoft YaHei"/>
-        </w:rPr>
-        <w:t xml:space="preserve"> </w:t>
-      </w:r>
-      <w:r>
-        <w:rPr>
-          <w:rFonts w:ascii="Microsoft YaHei" w:hAnsi="Microsoft YaHei" w:eastAsia="Microsoft YaHei"/>
+          <w:rFonts w:ascii="Times New Roman" w:hAnsi="Times New Roman" w:eastAsia="SimSun"/>
+          <w:b w:val="0"/>
+          <w:color w:val="000000"/>
+          <w:sz w:val="24"/>
+        </w:rPr>
+        <w:t xml:space="preserve"> </w:t>
+      </w:r>
+      <w:r>
+        <w:rPr>
+          <w:rFonts w:ascii="Times New Roman" w:hAnsi="Times New Roman" w:eastAsia="SimSun"/>
+          <w:b w:val="0"/>
+          <w:color w:val="000000"/>
+          <w:sz w:val="24"/>
         </w:rPr>
         <w:t xml:space="preserve">偏移，即实际对象变为</w:t>
       </w:r>
       <w:r>
         <w:rPr>
-          <w:rFonts w:ascii="Microsoft YaHei" w:hAnsi="Microsoft YaHei" w:eastAsia="Microsoft YaHei"/>
+          <w:rFonts w:ascii="Times New Roman" w:hAnsi="Times New Roman" w:eastAsia="SimSun"/>
+          <w:b w:val="0"/>
+          <w:color w:val="000000"/>
+          <w:sz w:val="24"/>
         </w:rPr>
         <w:t xml:space="preserve"> </w:t>
       </w:r>
@@ -565,13 +684,19 @@
       </m:oMath>
       <w:r>
         <w:rPr>
-          <w:rFonts w:ascii="Microsoft YaHei" w:hAnsi="Microsoft YaHei" w:eastAsia="Microsoft YaHei"/>
+          <w:rFonts w:ascii="Times New Roman" w:hAnsi="Times New Roman" w:eastAsia="SimSun"/>
+          <w:b w:val="0"/>
+          <w:color w:val="000000"/>
+          <w:sz w:val="24"/>
         </w:rPr>
         <w:t xml:space="preserve">，其中</w:t>
       </w:r>
       <w:r>
         <w:rPr>
-          <w:rFonts w:ascii="Microsoft YaHei" w:hAnsi="Microsoft YaHei" w:eastAsia="Microsoft YaHei"/>
+          <w:rFonts w:ascii="Times New Roman" w:hAnsi="Times New Roman" w:eastAsia="SimSun"/>
+          <w:b w:val="0"/>
+          <w:color w:val="000000"/>
+          <w:sz w:val="24"/>
         </w:rPr>
         <w:t xml:space="preserve"> </w:t>
       </w:r>
@@ -582,19 +707,28 @@
       </m:oMath>
       <w:r>
         <w:rPr>
-          <w:rFonts w:ascii="Microsoft YaHei" w:hAnsi="Microsoft YaHei" w:eastAsia="Microsoft YaHei"/>
-        </w:rPr>
-        <w:t xml:space="preserve"> </w:t>
-      </w:r>
-      <w:r>
-        <w:rPr>
-          <w:rFonts w:ascii="Microsoft YaHei" w:hAnsi="Microsoft YaHei" w:eastAsia="Microsoft YaHei"/>
+          <w:rFonts w:ascii="Times New Roman" w:hAnsi="Times New Roman" w:eastAsia="SimSun"/>
+          <w:b w:val="0"/>
+          <w:color w:val="000000"/>
+          <w:sz w:val="24"/>
+        </w:rPr>
+        <w:t xml:space="preserve"> </w:t>
+      </w:r>
+      <w:r>
+        <w:rPr>
+          <w:rFonts w:ascii="Times New Roman" w:hAnsi="Times New Roman" w:eastAsia="SimSun"/>
+          <w:b w:val="0"/>
+          <w:color w:val="000000"/>
+          <w:sz w:val="24"/>
         </w:rPr>
         <w:t xml:space="preserve">可能为</w:t>
       </w:r>
       <w:r>
         <w:rPr>
-          <w:rFonts w:ascii="Microsoft YaHei" w:hAnsi="Microsoft YaHei" w:eastAsia="Microsoft YaHei"/>
+          <w:rFonts w:ascii="Times New Roman" w:hAnsi="Times New Roman" w:eastAsia="SimSun"/>
+          <w:b w:val="0"/>
+          <w:color w:val="000000"/>
+          <w:sz w:val="24"/>
         </w:rPr>
         <w:t xml:space="preserve"> </w:t>
       </w:r>
@@ -605,19 +739,28 @@
       </m:oMath>
       <w:r>
         <w:rPr>
-          <w:rFonts w:ascii="Microsoft YaHei" w:hAnsi="Microsoft YaHei" w:eastAsia="Microsoft YaHei"/>
-        </w:rPr>
-        <w:t xml:space="preserve"> </w:t>
-      </w:r>
-      <w:r>
-        <w:rPr>
-          <w:rFonts w:ascii="Microsoft YaHei" w:hAnsi="Microsoft YaHei" w:eastAsia="Microsoft YaHei"/>
+          <w:rFonts w:ascii="Times New Roman" w:hAnsi="Times New Roman" w:eastAsia="SimSun"/>
+          <w:b w:val="0"/>
+          <w:color w:val="000000"/>
+          <w:sz w:val="24"/>
+        </w:rPr>
+        <w:t xml:space="preserve"> </w:t>
+      </w:r>
+      <w:r>
+        <w:rPr>
+          <w:rFonts w:ascii="Times New Roman" w:hAnsi="Times New Roman" w:eastAsia="SimSun"/>
+          <w:b w:val="0"/>
+          <w:color w:val="000000"/>
+          <w:sz w:val="24"/>
         </w:rPr>
         <w:t xml:space="preserve">或</w:t>
       </w:r>
       <w:r>
         <w:rPr>
-          <w:rFonts w:ascii="Microsoft YaHei" w:hAnsi="Microsoft YaHei" w:eastAsia="Microsoft YaHei"/>
+          <w:rFonts w:ascii="Times New Roman" w:hAnsi="Times New Roman" w:eastAsia="SimSun"/>
+          <w:b w:val="0"/>
+          <w:color w:val="000000"/>
+          <w:sz w:val="24"/>
         </w:rPr>
         <w:t xml:space="preserve"> </w:t>
       </w:r>
@@ -628,7 +771,10 @@
       </m:oMath>
       <w:r>
         <w:rPr>
-          <w:rFonts w:ascii="Microsoft YaHei" w:hAnsi="Microsoft YaHei" w:eastAsia="Microsoft YaHei"/>
+          <w:rFonts w:ascii="Times New Roman" w:hAnsi="Times New Roman" w:eastAsia="SimSun"/>
+          <w:b w:val="0"/>
+          <w:color w:val="000000"/>
+          <w:sz w:val="24"/>
         </w:rPr>
         <w:t xml:space="preserve">，讨论哪一种接法受影响更大，并说明原因。</w:t>
       </w:r>
@@ -640,10 +786,15 @@
           <w:numId w:val="1002"/>
         </w:numPr>
         <w:pStyle w:val="Compact"/>
-      </w:pPr>
-      <w:r>
-        <w:rPr>
-          <w:rFonts w:ascii="Microsoft YaHei" w:hAnsi="Microsoft YaHei" w:eastAsia="Microsoft YaHei"/>
+        <w:spacing w:line="240" w:lineRule="auto" w:before="0" w:after="80"/>
+        <w:ind w:firstLine="480"/>
+      </w:pPr>
+      <w:r>
+        <w:rPr>
+          <w:rFonts w:ascii="Times New Roman" w:hAnsi="Times New Roman" w:eastAsia="SimSun"/>
+          <w:b w:val="0"/>
+          <w:color w:val="000000"/>
+          <w:sz w:val="24"/>
         </w:rPr>
         <w:t xml:space="preserve">画出两种系统在单位阶跃输入下的响应对比草图，并分别作定性说明（如是否发散、是否收敛、收敛快慢、输出变化趋势等）。</w:t>
       </w:r>
@@ -651,18 +802,30 @@
     <w:p>
       <w:pPr>
         <w:pStyle w:val="FirstParagraph"/>
-      </w:pPr>
-      <w:r>
-        <w:rPr>
-          <w:rFonts w:ascii="Microsoft YaHei" w:hAnsi="Microsoft YaHei" w:eastAsia="Microsoft YaHei"/>
+        <w:spacing w:line="240" w:lineRule="auto" w:before="0" w:after="80"/>
+        <w:ind w:firstLine="480"/>
+      </w:pPr>
+      <w:r>
+        <w:rPr>
+          <w:rFonts w:ascii="Times New Roman" w:hAnsi="Times New Roman" w:eastAsia="SimSun"/>
+          <w:b w:val="0"/>
+          <w:color w:val="000000"/>
+          <w:sz w:val="24"/>
         </w:rPr>
         <w:t xml:space="preserve">要求：可结合传递函数与极点位置进行分析，但不要求展开繁琐计算。</w:t>
       </w:r>
     </w:p>
     <w:p>
-      <w:r>
-        <w:rPr>
-          <w:rFonts w:ascii="Microsoft YaHei" w:hAnsi="Microsoft YaHei" w:eastAsia="Microsoft YaHei"/>
+      <w:pPr>
+        <w:spacing w:line="240" w:lineRule="auto" w:before="0" w:after="80"/>
+        <w:ind w:firstLine="0"/>
+      </w:pPr>
+      <w:r>
+        <w:rPr>
+          <w:rFonts w:ascii="Times New Roman" w:hAnsi="Times New Roman" w:eastAsia="SimSun"/>
+          <w:b w:val="0"/>
+          <w:color w:val="000000"/>
+          <w:sz w:val="24"/>
         </w:rPr>
         <w:pict>
           <v:rect style="width:0;height:1.5pt" o:hralign="center" o:hrstd="t" o:hr="t"/>
@@ -674,10 +837,15 @@
     <w:p>
       <w:pPr>
         <w:pStyle w:val="Heading2"/>
-      </w:pPr>
-      <w:r>
-        <w:rPr>
-          <w:rFonts w:ascii="Microsoft YaHei" w:hAnsi="Microsoft YaHei" w:eastAsia="Microsoft YaHei"/>
+        <w:spacing w:line="240" w:lineRule="auto" w:before="0" w:after="80"/>
+        <w:ind w:firstLine="0"/>
+      </w:pPr>
+      <w:r>
+        <w:rPr>
+          <w:rFonts w:ascii="Times New Roman" w:hAnsi="Times New Roman" w:eastAsia="SimSun"/>
+          <w:b/>
+          <w:color w:val="000000"/>
+          <w:sz w:val="28"/>
         </w:rPr>
         <w:t xml:space="preserve">T1-2 极点位置与稳定性类型识别</w:t>
       </w:r>
@@ -685,10 +853,15 @@
     <w:p>
       <w:pPr>
         <w:pStyle w:val="FirstParagraph"/>
-      </w:pPr>
-      <w:r>
-        <w:rPr>
-          <w:rFonts w:ascii="Microsoft YaHei" w:hAnsi="Microsoft YaHei" w:eastAsia="Microsoft YaHei"/>
+        <w:spacing w:line="240" w:lineRule="auto" w:before="0" w:after="80"/>
+        <w:ind w:firstLine="480"/>
+      </w:pPr>
+      <w:r>
+        <w:rPr>
+          <w:rFonts w:ascii="Times New Roman" w:hAnsi="Times New Roman" w:eastAsia="SimSun"/>
+          <w:b w:val="0"/>
+          <w:color w:val="000000"/>
+          <w:sz w:val="24"/>
         </w:rPr>
         <w:t xml:space="preserve">已知 5 个连续时间单位负反馈闭环系统的闭环极点配置如下（复平面关于实轴对称，以下用文字给出极点位置）：</w:t>
       </w:r>
@@ -696,16 +869,24 @@
     <w:p>
       <w:pPr>
         <w:pStyle w:val="BodyText"/>
-      </w:pPr>
-      <w:r>
-        <w:rPr>
-          <w:rFonts w:ascii="Microsoft YaHei" w:hAnsi="Microsoft YaHei" w:eastAsia="Microsoft YaHei"/>
+        <w:spacing w:line="240" w:lineRule="auto" w:before="0" w:after="80"/>
+        <w:ind w:firstLine="480"/>
+      </w:pPr>
+      <w:r>
+        <w:rPr>
+          <w:rFonts w:ascii="Times New Roman" w:hAnsi="Times New Roman" w:eastAsia="SimSun"/>
+          <w:b w:val="0"/>
+          <w:color w:val="000000"/>
+          <w:sz w:val="24"/>
         </w:rPr>
         <w:t xml:space="preserve">A.</w:t>
       </w:r>
       <w:r>
         <w:rPr>
-          <w:rFonts w:ascii="Microsoft YaHei" w:hAnsi="Microsoft YaHei" w:eastAsia="Microsoft YaHei"/>
+          <w:rFonts w:ascii="Times New Roman" w:hAnsi="Times New Roman" w:eastAsia="SimSun"/>
+          <w:b w:val="0"/>
+          <w:color w:val="000000"/>
+          <w:sz w:val="24"/>
         </w:rPr>
         <w:t xml:space="preserve"> </w:t>
       </w:r>
@@ -748,16 +929,24 @@
     <w:p>
       <w:pPr>
         <w:pStyle w:val="BodyText"/>
-      </w:pPr>
-      <w:r>
-        <w:rPr>
-          <w:rFonts w:ascii="Microsoft YaHei" w:hAnsi="Microsoft YaHei" w:eastAsia="Microsoft YaHei"/>
+        <w:spacing w:line="240" w:lineRule="auto" w:before="0" w:after="80"/>
+        <w:ind w:firstLine="480"/>
+      </w:pPr>
+      <w:r>
+        <w:rPr>
+          <w:rFonts w:ascii="Times New Roman" w:hAnsi="Times New Roman" w:eastAsia="SimSun"/>
+          <w:b w:val="0"/>
+          <w:color w:val="000000"/>
+          <w:sz w:val="24"/>
         </w:rPr>
         <w:t xml:space="preserve">B.</w:t>
       </w:r>
       <w:r>
         <w:rPr>
-          <w:rFonts w:ascii="Microsoft YaHei" w:hAnsi="Microsoft YaHei" w:eastAsia="Microsoft YaHei"/>
+          <w:rFonts w:ascii="Times New Roman" w:hAnsi="Times New Roman" w:eastAsia="SimSun"/>
+          <w:b w:val="0"/>
+          <w:color w:val="000000"/>
+          <w:sz w:val="24"/>
         </w:rPr>
         <w:t xml:space="preserve"> </w:t>
       </w:r>
@@ -797,16 +986,24 @@
     <w:p>
       <w:pPr>
         <w:pStyle w:val="BodyText"/>
-      </w:pPr>
-      <w:r>
-        <w:rPr>
-          <w:rFonts w:ascii="Microsoft YaHei" w:hAnsi="Microsoft YaHei" w:eastAsia="Microsoft YaHei"/>
+        <w:spacing w:line="240" w:lineRule="auto" w:before="0" w:after="80"/>
+        <w:ind w:firstLine="480"/>
+      </w:pPr>
+      <w:r>
+        <w:rPr>
+          <w:rFonts w:ascii="Times New Roman" w:hAnsi="Times New Roman" w:eastAsia="SimSun"/>
+          <w:b w:val="0"/>
+          <w:color w:val="000000"/>
+          <w:sz w:val="24"/>
         </w:rPr>
         <w:t xml:space="preserve">C.</w:t>
       </w:r>
       <w:r>
         <w:rPr>
-          <w:rFonts w:ascii="Microsoft YaHei" w:hAnsi="Microsoft YaHei" w:eastAsia="Microsoft YaHei"/>
+          <w:rFonts w:ascii="Times New Roman" w:hAnsi="Times New Roman" w:eastAsia="SimSun"/>
+          <w:b w:val="0"/>
+          <w:color w:val="000000"/>
+          <w:sz w:val="24"/>
         </w:rPr>
         <w:t xml:space="preserve"> </w:t>
       </w:r>
@@ -837,16 +1034,24 @@
     <w:p>
       <w:pPr>
         <w:pStyle w:val="BodyText"/>
-      </w:pPr>
-      <w:r>
-        <w:rPr>
-          <w:rFonts w:ascii="Microsoft YaHei" w:hAnsi="Microsoft YaHei" w:eastAsia="Microsoft YaHei"/>
+        <w:spacing w:line="240" w:lineRule="auto" w:before="0" w:after="80"/>
+        <w:ind w:firstLine="480"/>
+      </w:pPr>
+      <w:r>
+        <w:rPr>
+          <w:rFonts w:ascii="Times New Roman" w:hAnsi="Times New Roman" w:eastAsia="SimSun"/>
+          <w:b w:val="0"/>
+          <w:color w:val="000000"/>
+          <w:sz w:val="24"/>
         </w:rPr>
         <w:t xml:space="preserve">D.</w:t>
       </w:r>
       <w:r>
         <w:rPr>
-          <w:rFonts w:ascii="Microsoft YaHei" w:hAnsi="Microsoft YaHei" w:eastAsia="Microsoft YaHei"/>
+          <w:rFonts w:ascii="Times New Roman" w:hAnsi="Times New Roman" w:eastAsia="SimSun"/>
+          <w:b w:val="0"/>
+          <w:color w:val="000000"/>
+          <w:sz w:val="24"/>
         </w:rPr>
         <w:t xml:space="preserve"> </w:t>
       </w:r>
@@ -889,16 +1094,24 @@
     <w:p>
       <w:pPr>
         <w:pStyle w:val="BodyText"/>
-      </w:pPr>
-      <w:r>
-        <w:rPr>
-          <w:rFonts w:ascii="Microsoft YaHei" w:hAnsi="Microsoft YaHei" w:eastAsia="Microsoft YaHei"/>
+        <w:spacing w:line="240" w:lineRule="auto" w:before="0" w:after="80"/>
+        <w:ind w:firstLine="480"/>
+      </w:pPr>
+      <w:r>
+        <w:rPr>
+          <w:rFonts w:ascii="Times New Roman" w:hAnsi="Times New Roman" w:eastAsia="SimSun"/>
+          <w:b w:val="0"/>
+          <w:color w:val="000000"/>
+          <w:sz w:val="24"/>
         </w:rPr>
         <w:t xml:space="preserve">E.</w:t>
       </w:r>
       <w:r>
         <w:rPr>
-          <w:rFonts w:ascii="Microsoft YaHei" w:hAnsi="Microsoft YaHei" w:eastAsia="Microsoft YaHei"/>
+          <w:rFonts w:ascii="Times New Roman" w:hAnsi="Times New Roman" w:eastAsia="SimSun"/>
+          <w:b w:val="0"/>
+          <w:color w:val="000000"/>
+          <w:sz w:val="24"/>
         </w:rPr>
         <w:t xml:space="preserve"> </w:t>
       </w:r>
@@ -938,10 +1151,15 @@
     <w:p>
       <w:pPr>
         <w:pStyle w:val="BodyText"/>
-      </w:pPr>
-      <w:r>
-        <w:rPr>
-          <w:rFonts w:ascii="Microsoft YaHei" w:hAnsi="Microsoft YaHei" w:eastAsia="Microsoft YaHei"/>
+        <w:spacing w:line="240" w:lineRule="auto" w:before="0" w:after="80"/>
+        <w:ind w:firstLine="480"/>
+      </w:pPr>
+      <w:r>
+        <w:rPr>
+          <w:rFonts w:ascii="Times New Roman" w:hAnsi="Times New Roman" w:eastAsia="SimSun"/>
+          <w:b w:val="0"/>
+          <w:color w:val="000000"/>
+          <w:sz w:val="24"/>
         </w:rPr>
         <w:t xml:space="preserve">为便于仅根据极点位置进行定性判断，统一作如下假设：各系统均为最小相位、无零极点对消、所有极点模态均可观测，且只要求画标准化单位阶跃响应的定性草图，不要求精确函数表达式与精确数值。</w:t>
       </w:r>
@@ -949,10 +1167,15 @@
     <w:p>
       <w:pPr>
         <w:pStyle w:val="BodyText"/>
-      </w:pPr>
-      <w:r>
-        <w:rPr>
-          <w:rFonts w:ascii="Microsoft YaHei" w:hAnsi="Microsoft YaHei" w:eastAsia="Microsoft YaHei"/>
+        <w:spacing w:line="240" w:lineRule="auto" w:before="0" w:after="80"/>
+        <w:ind w:firstLine="480"/>
+      </w:pPr>
+      <w:r>
+        <w:rPr>
+          <w:rFonts w:ascii="Times New Roman" w:hAnsi="Times New Roman" w:eastAsia="SimSun"/>
+          <w:b w:val="0"/>
+          <w:color w:val="000000"/>
+          <w:sz w:val="24"/>
         </w:rPr>
         <w:t xml:space="preserve">请回答：</w:t>
       </w:r>
@@ -964,10 +1187,15 @@
           <w:numId w:val="1003"/>
         </w:numPr>
         <w:pStyle w:val="Compact"/>
-      </w:pPr>
-      <w:r>
-        <w:rPr>
-          <w:rFonts w:ascii="Microsoft YaHei" w:hAnsi="Microsoft YaHei" w:eastAsia="Microsoft YaHei"/>
+        <w:spacing w:line="240" w:lineRule="auto" w:before="0" w:after="80"/>
+        <w:ind w:firstLine="480"/>
+      </w:pPr>
+      <w:r>
+        <w:rPr>
+          <w:rFonts w:ascii="Times New Roman" w:hAnsi="Times New Roman" w:eastAsia="SimSun"/>
+          <w:b w:val="0"/>
+          <w:color w:val="000000"/>
+          <w:sz w:val="24"/>
         </w:rPr>
         <w:t xml:space="preserve">判断 A-E 各配置对应的稳定类型（稳定 / 临界稳定 / 不稳定），并简述判断依据。</w:t>
       </w:r>
@@ -979,70 +1207,105 @@
           <w:numId w:val="1003"/>
         </w:numPr>
         <w:pStyle w:val="Compact"/>
-      </w:pPr>
-      <w:r>
-        <w:rPr>
-          <w:rFonts w:ascii="Microsoft YaHei" w:hAnsi="Microsoft YaHei" w:eastAsia="Microsoft YaHei"/>
+        <w:spacing w:line="240" w:lineRule="auto" w:before="0" w:after="80"/>
+        <w:ind w:firstLine="480"/>
+      </w:pPr>
+      <w:r>
+        <w:rPr>
+          <w:rFonts w:ascii="Times New Roman" w:hAnsi="Times New Roman" w:eastAsia="SimSun"/>
+          <w:b w:val="0"/>
+          <w:color w:val="000000"/>
+          <w:sz w:val="24"/>
         </w:rPr>
         <w:t xml:space="preserve">分别说明其单位阶跃响应草图应呈现的主要特征，可用简明文字代替作图，例如”单调收敛”</w:t>
       </w:r>
       <w:r>
         <w:rPr>
-          <w:rFonts w:ascii="Microsoft YaHei" w:hAnsi="Microsoft YaHei" w:eastAsia="Microsoft YaHei"/>
+          <w:rFonts w:ascii="Times New Roman" w:hAnsi="Times New Roman" w:eastAsia="SimSun"/>
+          <w:b w:val="0"/>
+          <w:color w:val="000000"/>
+          <w:sz w:val="24"/>
         </w:rPr>
         <w:t xml:space="preserve">“</w:t>
       </w:r>
       <w:r>
         <w:rPr>
-          <w:rFonts w:ascii="Microsoft YaHei" w:hAnsi="Microsoft YaHei" w:eastAsia="Microsoft YaHei"/>
+          <w:rFonts w:ascii="Times New Roman" w:hAnsi="Times New Roman" w:eastAsia="SimSun"/>
+          <w:b w:val="0"/>
+          <w:color w:val="000000"/>
+          <w:sz w:val="24"/>
         </w:rPr>
         <w:t xml:space="preserve">衰减振荡后收敛</w:t>
       </w:r>
       <w:r>
         <w:rPr>
-          <w:rFonts w:ascii="Microsoft YaHei" w:hAnsi="Microsoft YaHei" w:eastAsia="Microsoft YaHei"/>
+          <w:rFonts w:ascii="Times New Roman" w:hAnsi="Times New Roman" w:eastAsia="SimSun"/>
+          <w:b w:val="0"/>
+          <w:color w:val="000000"/>
+          <w:sz w:val="24"/>
         </w:rPr>
         <w:t xml:space="preserve">”</w:t>
       </w:r>
       <w:r>
         <w:rPr>
-          <w:rFonts w:ascii="Microsoft YaHei" w:hAnsi="Microsoft YaHei" w:eastAsia="Microsoft YaHei"/>
+          <w:rFonts w:ascii="Times New Roman" w:hAnsi="Times New Roman" w:eastAsia="SimSun"/>
+          <w:b w:val="0"/>
+          <w:color w:val="000000"/>
+          <w:sz w:val="24"/>
         </w:rPr>
         <w:t xml:space="preserve">“</w:t>
       </w:r>
       <w:r>
         <w:rPr>
-          <w:rFonts w:ascii="Microsoft YaHei" w:hAnsi="Microsoft YaHei" w:eastAsia="Microsoft YaHei"/>
+          <w:rFonts w:ascii="Times New Roman" w:hAnsi="Times New Roman" w:eastAsia="SimSun"/>
+          <w:b w:val="0"/>
+          <w:color w:val="000000"/>
+          <w:sz w:val="24"/>
         </w:rPr>
         <w:t xml:space="preserve">等幅振荡不收敛</w:t>
       </w:r>
       <w:r>
         <w:rPr>
-          <w:rFonts w:ascii="Microsoft YaHei" w:hAnsi="Microsoft YaHei" w:eastAsia="Microsoft YaHei"/>
+          <w:rFonts w:ascii="Times New Roman" w:hAnsi="Times New Roman" w:eastAsia="SimSun"/>
+          <w:b w:val="0"/>
+          <w:color w:val="000000"/>
+          <w:sz w:val="24"/>
         </w:rPr>
         <w:t xml:space="preserve">”</w:t>
       </w:r>
       <w:r>
         <w:rPr>
-          <w:rFonts w:ascii="Microsoft YaHei" w:hAnsi="Microsoft YaHei" w:eastAsia="Microsoft YaHei"/>
+          <w:rFonts w:ascii="Times New Roman" w:hAnsi="Times New Roman" w:eastAsia="SimSun"/>
+          <w:b w:val="0"/>
+          <w:color w:val="000000"/>
+          <w:sz w:val="24"/>
         </w:rPr>
         <w:t xml:space="preserve">“</w:t>
       </w:r>
       <w:r>
         <w:rPr>
-          <w:rFonts w:ascii="Microsoft YaHei" w:hAnsi="Microsoft YaHei" w:eastAsia="Microsoft YaHei"/>
+          <w:rFonts w:ascii="Times New Roman" w:hAnsi="Times New Roman" w:eastAsia="SimSun"/>
+          <w:b w:val="0"/>
+          <w:color w:val="000000"/>
+          <w:sz w:val="24"/>
         </w:rPr>
         <w:t xml:space="preserve">发散</w:t>
       </w:r>
       <w:r>
         <w:rPr>
-          <w:rFonts w:ascii="Microsoft YaHei" w:hAnsi="Microsoft YaHei" w:eastAsia="Microsoft YaHei"/>
+          <w:rFonts w:ascii="Times New Roman" w:hAnsi="Times New Roman" w:eastAsia="SimSun"/>
+          <w:b w:val="0"/>
+          <w:color w:val="000000"/>
+          <w:sz w:val="24"/>
         </w:rPr>
         <w:t xml:space="preserve">”</w:t>
       </w:r>
       <w:r>
         <w:rPr>
-          <w:rFonts w:ascii="Microsoft YaHei" w:hAnsi="Microsoft YaHei" w:eastAsia="Microsoft YaHei"/>
+          <w:rFonts w:ascii="Times New Roman" w:hAnsi="Times New Roman" w:eastAsia="SimSun"/>
+          <w:b w:val="0"/>
+          <w:color w:val="000000"/>
+          <w:sz w:val="24"/>
         </w:rPr>
         <w:t xml:space="preserve">等。</w:t>
       </w:r>
@@ -1054,18 +1317,30 @@
           <w:numId w:val="1003"/>
         </w:numPr>
         <w:pStyle w:val="Compact"/>
-      </w:pPr>
-      <w:r>
-        <w:rPr>
-          <w:rFonts w:ascii="Microsoft YaHei" w:hAnsi="Microsoft YaHei" w:eastAsia="Microsoft YaHei"/>
+        <w:spacing w:line="240" w:lineRule="auto" w:before="0" w:after="80"/>
+        <w:ind w:firstLine="480"/>
+      </w:pPr>
+      <w:r>
+        <w:rPr>
+          <w:rFonts w:ascii="Times New Roman" w:hAnsi="Times New Roman" w:eastAsia="SimSun"/>
+          <w:b w:val="0"/>
+          <w:color w:val="000000"/>
+          <w:sz w:val="24"/>
         </w:rPr>
         <w:t xml:space="preserve">说明哪些配置在一般闭环控制工程中可用，并说明理由。</w:t>
       </w:r>
     </w:p>
     <w:p>
-      <w:r>
-        <w:rPr>
-          <w:rFonts w:ascii="Microsoft YaHei" w:hAnsi="Microsoft YaHei" w:eastAsia="Microsoft YaHei"/>
+      <w:pPr>
+        <w:spacing w:line="240" w:lineRule="auto" w:before="0" w:after="80"/>
+        <w:ind w:firstLine="0"/>
+      </w:pPr>
+      <w:r>
+        <w:rPr>
+          <w:rFonts w:ascii="Times New Roman" w:hAnsi="Times New Roman" w:eastAsia="SimSun"/>
+          <w:b w:val="0"/>
+          <w:color w:val="000000"/>
+          <w:sz w:val="24"/>
         </w:rPr>
         <w:pict>
           <v:rect style="width:0;height:1.5pt" o:hralign="center" o:hrstd="t" o:hr="t"/>
@@ -1077,10 +1352,15 @@
     <w:p>
       <w:pPr>
         <w:pStyle w:val="Heading2"/>
-      </w:pPr>
-      <w:r>
-        <w:rPr>
-          <w:rFonts w:ascii="Microsoft YaHei" w:hAnsi="Microsoft YaHei" w:eastAsia="Microsoft YaHei"/>
+        <w:spacing w:line="240" w:lineRule="auto" w:before="0" w:after="80"/>
+        <w:ind w:firstLine="0"/>
+      </w:pPr>
+      <w:r>
+        <w:rPr>
+          <w:rFonts w:ascii="Times New Roman" w:hAnsi="Times New Roman" w:eastAsia="SimSun"/>
+          <w:b/>
+          <w:color w:val="000000"/>
+          <w:sz w:val="28"/>
         </w:rPr>
         <w:t xml:space="preserve">T1-3 从时域曲线反推系统类型</w:t>
       </w:r>
@@ -1088,16 +1368,24 @@
     <w:p>
       <w:pPr>
         <w:pStyle w:val="FirstParagraph"/>
-      </w:pPr>
-      <w:r>
-        <w:rPr>
-          <w:rFonts w:ascii="Microsoft YaHei" w:hAnsi="Microsoft YaHei" w:eastAsia="Microsoft YaHei"/>
+        <w:spacing w:line="240" w:lineRule="auto" w:before="0" w:after="80"/>
+        <w:ind w:firstLine="480"/>
+      </w:pPr>
+      <w:r>
+        <w:rPr>
+          <w:rFonts w:ascii="Times New Roman" w:hAnsi="Times New Roman" w:eastAsia="SimSun"/>
+          <w:b w:val="0"/>
+          <w:color w:val="000000"/>
+          <w:sz w:val="24"/>
         </w:rPr>
         <w:t xml:space="preserve">某四个连续时间系统在单位阶跃输入</w:t>
       </w:r>
       <w:r>
         <w:rPr>
-          <w:rFonts w:ascii="Microsoft YaHei" w:hAnsi="Microsoft YaHei" w:eastAsia="Microsoft YaHei"/>
+          <w:rFonts w:ascii="Times New Roman" w:hAnsi="Times New Roman" w:eastAsia="SimSun"/>
+          <w:b w:val="0"/>
+          <w:color w:val="000000"/>
+          <w:sz w:val="24"/>
         </w:rPr>
         <w:t xml:space="preserve"> </w:t>
       </w:r>
@@ -1143,13 +1431,19 @@
       </m:oMath>
       <w:r>
         <w:rPr>
-          <w:rFonts w:ascii="Microsoft YaHei" w:hAnsi="Microsoft YaHei" w:eastAsia="Microsoft YaHei"/>
-        </w:rPr>
-        <w:t xml:space="preserve"> </w:t>
-      </w:r>
-      <w:r>
-        <w:rPr>
-          <w:rFonts w:ascii="Microsoft YaHei" w:hAnsi="Microsoft YaHei" w:eastAsia="Microsoft YaHei"/>
+          <w:rFonts w:ascii="Times New Roman" w:hAnsi="Times New Roman" w:eastAsia="SimSun"/>
+          <w:b w:val="0"/>
+          <w:color w:val="000000"/>
+          <w:sz w:val="24"/>
+        </w:rPr>
+        <w:t xml:space="preserve"> </w:t>
+      </w:r>
+      <w:r>
+        <w:rPr>
+          <w:rFonts w:ascii="Times New Roman" w:hAnsi="Times New Roman" w:eastAsia="SimSun"/>
+          <w:b w:val="0"/>
+          <w:color w:val="000000"/>
+          <w:sz w:val="24"/>
         </w:rPr>
         <w:t xml:space="preserve">作用下，测得四条归一化输出曲线 A、B、C、D，如图所示。</w:t>
       </w:r>
@@ -1157,10 +1451,16 @@
     <w:p>
       <w:pPr>
         <w:pStyle w:val="CaptionedFigure"/>
-      </w:pPr>
-      <w:r>
-        <w:rPr>
-          <w:rFonts w:ascii="Microsoft YaHei" w:hAnsi="Microsoft YaHei" w:eastAsia="Microsoft YaHei"/>
+        <w:spacing w:line="240" w:lineRule="auto" w:before="0" w:after="80"/>
+        <w:ind w:firstLine="0"/>
+        <w:jc w:val="center"/>
+      </w:pPr>
+      <w:r>
+        <w:rPr>
+          <w:rFonts w:ascii="Times New Roman" w:hAnsi="Times New Roman" w:eastAsia="SimSun"/>
+          <w:b w:val="0"/>
+          <w:color w:val="000000"/>
+          <w:sz w:val="21"/>
         </w:rPr>
         <w:drawing>
           <wp:inline>
@@ -1207,10 +1507,16 @@
     <w:p>
       <w:pPr>
         <w:pStyle w:val="ImageCaption"/>
-      </w:pPr>
-      <w:r>
-        <w:rPr>
-          <w:rFonts w:ascii="Microsoft YaHei" w:hAnsi="Microsoft YaHei" w:eastAsia="Microsoft YaHei"/>
+        <w:spacing w:line="240" w:lineRule="auto" w:before="0" w:after="80"/>
+        <w:ind w:firstLine="0"/>
+        <w:jc w:val="center"/>
+      </w:pPr>
+      <w:r>
+        <w:rPr>
+          <w:rFonts w:ascii="Times New Roman" w:hAnsi="Times New Roman" w:eastAsia="SimSun"/>
+          <w:b w:val="0"/>
+          <w:color w:val="000000"/>
+          <w:sz w:val="21"/>
         </w:rPr>
         <w:t xml:space="preserve">T1-3 四条单位阶跃响应曲线（A—D）</w:t>
       </w:r>
@@ -1218,10 +1524,15 @@
     <w:p>
       <w:pPr>
         <w:pStyle w:val="BodyText"/>
-      </w:pPr>
-      <w:r>
-        <w:rPr>
-          <w:rFonts w:ascii="Microsoft YaHei" w:hAnsi="Microsoft YaHei" w:eastAsia="Microsoft YaHei"/>
+        <w:spacing w:line="240" w:lineRule="auto" w:before="0" w:after="80"/>
+        <w:ind w:firstLine="480"/>
+      </w:pPr>
+      <w:r>
+        <w:rPr>
+          <w:rFonts w:ascii="Times New Roman" w:hAnsi="Times New Roman" w:eastAsia="SimSun"/>
+          <w:b w:val="0"/>
+          <w:color w:val="000000"/>
+          <w:sz w:val="24"/>
         </w:rPr>
         <w:t xml:space="preserve">四条曲线的主要读图特征如下：</w:t>
       </w:r>
@@ -1229,18 +1540,26 @@
     <w:p>
       <w:pPr>
         <w:pStyle w:val="BodyText"/>
+        <w:spacing w:line="240" w:lineRule="auto" w:before="0" w:after="80"/>
+        <w:ind w:firstLine="480"/>
       </w:pPr>
       <w:r>
         <w:rPr>
           <w:bCs/>
-          <w:rFonts w:ascii="Microsoft YaHei" w:hAnsi="Microsoft YaHei" w:eastAsia="Microsoft YaHei"/>
-          <w:b/>
+          <w:rFonts w:ascii="Times New Roman" w:hAnsi="Times New Roman" w:eastAsia="SimHei"/>
+          <w:b w:val="0"/>
+          <w:i w:val="0"/>
+          <w:color w:val="000000"/>
+          <w:sz w:val="24"/>
         </w:rPr>
         <w:t xml:space="preserve">曲线 A</w:t>
       </w:r>
       <w:r>
         <w:rPr>
-          <w:rFonts w:ascii="Microsoft YaHei" w:hAnsi="Microsoft YaHei" w:eastAsia="Microsoft YaHei"/>
+          <w:rFonts w:ascii="Times New Roman" w:hAnsi="Times New Roman" w:eastAsia="SimSun"/>
+          <w:b w:val="0"/>
+          <w:color w:val="000000"/>
+          <w:sz w:val="24"/>
         </w:rPr>
         <w:t xml:space="preserve">：输出从 0 开始单调上升，</w:t>
       </w:r>
@@ -1260,13 +1579,19 @@
       </m:oMath>
       <w:r>
         <w:rPr>
-          <w:rFonts w:ascii="Microsoft YaHei" w:hAnsi="Microsoft YaHei" w:eastAsia="Microsoft YaHei"/>
-        </w:rPr>
-        <w:t xml:space="preserve"> </w:t>
-      </w:r>
-      <w:r>
-        <w:rPr>
-          <w:rFonts w:ascii="Microsoft YaHei" w:hAnsi="Microsoft YaHei" w:eastAsia="Microsoft YaHei"/>
+          <w:rFonts w:ascii="Times New Roman" w:hAnsi="Times New Roman" w:eastAsia="SimSun"/>
+          <w:b w:val="0"/>
+          <w:color w:val="000000"/>
+          <w:sz w:val="24"/>
+        </w:rPr>
+        <w:t xml:space="preserve"> </w:t>
+      </w:r>
+      <w:r>
+        <w:rPr>
+          <w:rFonts w:ascii="Times New Roman" w:hAnsi="Times New Roman" w:eastAsia="SimSun"/>
+          <w:b w:val="0"/>
+          <w:color w:val="000000"/>
+          <w:sz w:val="24"/>
         </w:rPr>
         <w:t xml:space="preserve">s 时约为 0.63，</w:t>
       </w:r>
@@ -1286,13 +1611,19 @@
       </m:oMath>
       <w:r>
         <w:rPr>
-          <w:rFonts w:ascii="Microsoft YaHei" w:hAnsi="Microsoft YaHei" w:eastAsia="Microsoft YaHei"/>
-        </w:rPr>
-        <w:t xml:space="preserve"> </w:t>
-      </w:r>
-      <w:r>
-        <w:rPr>
-          <w:rFonts w:ascii="Microsoft YaHei" w:hAnsi="Microsoft YaHei" w:eastAsia="Microsoft YaHei"/>
+          <w:rFonts w:ascii="Times New Roman" w:hAnsi="Times New Roman" w:eastAsia="SimSun"/>
+          <w:b w:val="0"/>
+          <w:color w:val="000000"/>
+          <w:sz w:val="24"/>
+        </w:rPr>
+        <w:t xml:space="preserve"> </w:t>
+      </w:r>
+      <w:r>
+        <w:rPr>
+          <w:rFonts w:ascii="Times New Roman" w:hAnsi="Times New Roman" w:eastAsia="SimSun"/>
+          <w:b w:val="0"/>
+          <w:color w:val="000000"/>
+          <w:sz w:val="24"/>
         </w:rPr>
         <w:t xml:space="preserve">s 时约为 0.86，</w:t>
       </w:r>
@@ -1312,13 +1643,19 @@
       </m:oMath>
       <w:r>
         <w:rPr>
-          <w:rFonts w:ascii="Microsoft YaHei" w:hAnsi="Microsoft YaHei" w:eastAsia="Microsoft YaHei"/>
-        </w:rPr>
-        <w:t xml:space="preserve"> </w:t>
-      </w:r>
-      <w:r>
-        <w:rPr>
-          <w:rFonts w:ascii="Microsoft YaHei" w:hAnsi="Microsoft YaHei" w:eastAsia="Microsoft YaHei"/>
+          <w:rFonts w:ascii="Times New Roman" w:hAnsi="Times New Roman" w:eastAsia="SimSun"/>
+          <w:b w:val="0"/>
+          <w:color w:val="000000"/>
+          <w:sz w:val="24"/>
+        </w:rPr>
+        <w:t xml:space="preserve"> </w:t>
+      </w:r>
+      <w:r>
+        <w:rPr>
+          <w:rFonts w:ascii="Times New Roman" w:hAnsi="Times New Roman" w:eastAsia="SimSun"/>
+          <w:b w:val="0"/>
+          <w:color w:val="000000"/>
+          <w:sz w:val="24"/>
         </w:rPr>
         <w:t xml:space="preserve">s 时约为 0.98；全过程无超调、无振荡。</w:t>
       </w:r>
@@ -1326,24 +1663,35 @@
     <w:p>
       <w:pPr>
         <w:pStyle w:val="BodyText"/>
+        <w:spacing w:line="240" w:lineRule="auto" w:before="0" w:after="80"/>
+        <w:ind w:firstLine="480"/>
       </w:pPr>
       <w:r>
         <w:rPr>
           <w:bCs/>
-          <w:rFonts w:ascii="Microsoft YaHei" w:hAnsi="Microsoft YaHei" w:eastAsia="Microsoft YaHei"/>
-          <w:b/>
+          <w:rFonts w:ascii="Times New Roman" w:hAnsi="Times New Roman" w:eastAsia="SimHei"/>
+          <w:b w:val="0"/>
+          <w:i w:val="0"/>
+          <w:color w:val="000000"/>
+          <w:sz w:val="24"/>
         </w:rPr>
         <w:t xml:space="preserve">曲线 B</w:t>
       </w:r>
       <w:r>
         <w:rPr>
-          <w:rFonts w:ascii="Microsoft YaHei" w:hAnsi="Microsoft YaHei" w:eastAsia="Microsoft YaHei"/>
+          <w:rFonts w:ascii="Times New Roman" w:hAnsi="Times New Roman" w:eastAsia="SimSun"/>
+          <w:b w:val="0"/>
+          <w:color w:val="000000"/>
+          <w:sz w:val="24"/>
         </w:rPr>
         <w:t xml:space="preserve">：输出先快速上升并越过 1，第一峰值约</w:t>
       </w:r>
       <w:r>
         <w:rPr>
-          <w:rFonts w:ascii="Microsoft YaHei" w:hAnsi="Microsoft YaHei" w:eastAsia="Microsoft YaHei"/>
+          <w:rFonts w:ascii="Times New Roman" w:hAnsi="Times New Roman" w:eastAsia="SimSun"/>
+          <w:b w:val="0"/>
+          <w:color w:val="000000"/>
+          <w:sz w:val="24"/>
         </w:rPr>
         <w:t xml:space="preserve"> </w:t>
       </w:r>
@@ -1378,7 +1726,10 @@
       </m:oMath>
       <w:r>
         <w:rPr>
-          <w:rFonts w:ascii="Microsoft YaHei" w:hAnsi="Microsoft YaHei" w:eastAsia="Microsoft YaHei"/>
+          <w:rFonts w:ascii="Times New Roman" w:hAnsi="Times New Roman" w:eastAsia="SimSun"/>
+          <w:b w:val="0"/>
+          <w:color w:val="000000"/>
+          <w:sz w:val="24"/>
         </w:rPr>
         <w:t xml:space="preserve">，随后振荡衰减；到第二个峰值时约为 1.06，最终稳定在 1 附近。</w:t>
       </w:r>
@@ -1386,18 +1737,26 @@
     <w:p>
       <w:pPr>
         <w:pStyle w:val="BodyText"/>
+        <w:spacing w:line="240" w:lineRule="auto" w:before="0" w:after="80"/>
+        <w:ind w:firstLine="480"/>
       </w:pPr>
       <w:r>
         <w:rPr>
           <w:bCs/>
-          <w:rFonts w:ascii="Microsoft YaHei" w:hAnsi="Microsoft YaHei" w:eastAsia="Microsoft YaHei"/>
-          <w:b/>
+          <w:rFonts w:ascii="Times New Roman" w:hAnsi="Times New Roman" w:eastAsia="SimHei"/>
+          <w:b w:val="0"/>
+          <w:i w:val="0"/>
+          <w:color w:val="000000"/>
+          <w:sz w:val="24"/>
         </w:rPr>
         <w:t xml:space="preserve">曲线 C</w:t>
       </w:r>
       <w:r>
         <w:rPr>
-          <w:rFonts w:ascii="Microsoft YaHei" w:hAnsi="Microsoft YaHei" w:eastAsia="Microsoft YaHei"/>
+          <w:rFonts w:ascii="Times New Roman" w:hAnsi="Times New Roman" w:eastAsia="SimSun"/>
+          <w:b w:val="0"/>
+          <w:color w:val="000000"/>
+          <w:sz w:val="24"/>
         </w:rPr>
         <w:t xml:space="preserve">：输出越过 1 后，后续振荡幅值不减小反而持续增大；第一次峰值约为 2.2（远超 1），随后峰值进一步增大，长期振荡发散，无稳定稳态值。</w:t>
       </w:r>
@@ -1405,24 +1764,35 @@
     <w:p>
       <w:pPr>
         <w:pStyle w:val="BodyText"/>
+        <w:spacing w:line="240" w:lineRule="auto" w:before="0" w:after="80"/>
+        <w:ind w:firstLine="480"/>
       </w:pPr>
       <w:r>
         <w:rPr>
           <w:bCs/>
-          <w:rFonts w:ascii="Microsoft YaHei" w:hAnsi="Microsoft YaHei" w:eastAsia="Microsoft YaHei"/>
-          <w:b/>
+          <w:rFonts w:ascii="Times New Roman" w:hAnsi="Times New Roman" w:eastAsia="SimHei"/>
+          <w:b w:val="0"/>
+          <w:i w:val="0"/>
+          <w:color w:val="000000"/>
+          <w:sz w:val="24"/>
         </w:rPr>
         <w:t xml:space="preserve">曲线 D</w:t>
       </w:r>
       <w:r>
         <w:rPr>
-          <w:rFonts w:ascii="Microsoft YaHei" w:hAnsi="Microsoft YaHei" w:eastAsia="Microsoft YaHei"/>
+          <w:rFonts w:ascii="Times New Roman" w:hAnsi="Times New Roman" w:eastAsia="SimSun"/>
+          <w:b w:val="0"/>
+          <w:color w:val="000000"/>
+          <w:sz w:val="24"/>
         </w:rPr>
         <w:t xml:space="preserve">：输出缓慢单调爬升，在约</w:t>
       </w:r>
       <w:r>
         <w:rPr>
-          <w:rFonts w:ascii="Microsoft YaHei" w:hAnsi="Microsoft YaHei" w:eastAsia="Microsoft YaHei"/>
+          <w:rFonts w:ascii="Times New Roman" w:hAnsi="Times New Roman" w:eastAsia="SimSun"/>
+          <w:b w:val="0"/>
+          <w:color w:val="000000"/>
+          <w:sz w:val="24"/>
         </w:rPr>
         <w:t xml:space="preserve"> </w:t>
       </w:r>
@@ -1442,19 +1812,28 @@
       </m:oMath>
       <w:r>
         <w:rPr>
-          <w:rFonts w:ascii="Microsoft YaHei" w:hAnsi="Microsoft YaHei" w:eastAsia="Microsoft YaHei"/>
-        </w:rPr>
-        <w:t xml:space="preserve"> </w:t>
-      </w:r>
-      <w:r>
-        <w:rPr>
-          <w:rFonts w:ascii="Microsoft YaHei" w:hAnsi="Microsoft YaHei" w:eastAsia="Microsoft YaHei"/>
+          <w:rFonts w:ascii="Times New Roman" w:hAnsi="Times New Roman" w:eastAsia="SimSun"/>
+          <w:b w:val="0"/>
+          <w:color w:val="000000"/>
+          <w:sz w:val="24"/>
+        </w:rPr>
+        <w:t xml:space="preserve"> </w:t>
+      </w:r>
+      <w:r>
+        <w:rPr>
+          <w:rFonts w:ascii="Times New Roman" w:hAnsi="Times New Roman" w:eastAsia="SimSun"/>
+          <w:b w:val="0"/>
+          <w:color w:val="000000"/>
+          <w:sz w:val="24"/>
         </w:rPr>
         <w:t xml:space="preserve">s 处出现一个极小的峰值</w:t>
       </w:r>
       <w:r>
         <w:rPr>
-          <w:rFonts w:ascii="Microsoft YaHei" w:hAnsi="Microsoft YaHei" w:eastAsia="Microsoft YaHei"/>
+          <w:rFonts w:ascii="Times New Roman" w:hAnsi="Times New Roman" w:eastAsia="SimSun"/>
+          <w:b w:val="0"/>
+          <w:color w:val="000000"/>
+          <w:sz w:val="24"/>
         </w:rPr>
         <w:t xml:space="preserve"> </w:t>
       </w:r>
@@ -1489,7 +1868,10 @@
       </m:oMath>
       <w:r>
         <w:rPr>
-          <w:rFonts w:ascii="Microsoft YaHei" w:hAnsi="Microsoft YaHei" w:eastAsia="Microsoft YaHei"/>
+          <w:rFonts w:ascii="Times New Roman" w:hAnsi="Times New Roman" w:eastAsia="SimSun"/>
+          <w:b w:val="0"/>
+          <w:color w:val="000000"/>
+          <w:sz w:val="24"/>
         </w:rPr>
         <w:t xml:space="preserve">，随后回落并稳定在 1 附近；从曲线外观看几乎像单调收敛，但确实存在极小超调。</w:t>
       </w:r>
@@ -1497,10 +1879,15 @@
     <w:p>
       <w:pPr>
         <w:pStyle w:val="BodyText"/>
-      </w:pPr>
-      <w:r>
-        <w:rPr>
-          <w:rFonts w:ascii="Microsoft YaHei" w:hAnsi="Microsoft YaHei" w:eastAsia="Microsoft YaHei"/>
+        <w:spacing w:line="240" w:lineRule="auto" w:before="0" w:after="80"/>
+        <w:ind w:firstLine="480"/>
+      </w:pPr>
+      <w:r>
+        <w:rPr>
+          <w:rFonts w:ascii="Times New Roman" w:hAnsi="Times New Roman" w:eastAsia="SimSun"/>
+          <w:b w:val="0"/>
+          <w:color w:val="000000"/>
+          <w:sz w:val="24"/>
         </w:rPr>
         <w:t xml:space="preserve">请回答：</w:t>
       </w:r>
@@ -1512,16 +1899,24 @@
           <w:numId w:val="1004"/>
         </w:numPr>
         <w:pStyle w:val="Compact"/>
-      </w:pPr>
-      <w:r>
-        <w:rPr>
-          <w:rFonts w:ascii="Microsoft YaHei" w:hAnsi="Microsoft YaHei" w:eastAsia="Microsoft YaHei"/>
+        <w:spacing w:line="240" w:lineRule="auto" w:before="0" w:after="80"/>
+        <w:ind w:firstLine="480"/>
+      </w:pPr>
+      <w:r>
+        <w:rPr>
+          <w:rFonts w:ascii="Times New Roman" w:hAnsi="Times New Roman" w:eastAsia="SimSun"/>
+          <w:b w:val="0"/>
+          <w:color w:val="000000"/>
+          <w:sz w:val="24"/>
         </w:rPr>
         <w:t xml:space="preserve">分别判断 A、B、C、D 四条曲线所对应系统的主导极点特征。至少说明：主导极点更像是实极点还是共轭复数极点；系统是稳定还是不稳定；若能判断阻尼特性，请给出阻尼比</w:t>
       </w:r>
       <w:r>
         <w:rPr>
-          <w:rFonts w:ascii="Microsoft YaHei" w:hAnsi="Microsoft YaHei" w:eastAsia="Microsoft YaHei"/>
+          <w:rFonts w:ascii="Times New Roman" w:hAnsi="Times New Roman" w:eastAsia="SimSun"/>
+          <w:b w:val="0"/>
+          <w:color w:val="000000"/>
+          <w:sz w:val="24"/>
         </w:rPr>
         <w:t xml:space="preserve"> </w:t>
       </w:r>
@@ -1532,13 +1927,19 @@
       </m:oMath>
       <w:r>
         <w:rPr>
-          <w:rFonts w:ascii="Microsoft YaHei" w:hAnsi="Microsoft YaHei" w:eastAsia="Microsoft YaHei"/>
-        </w:rPr>
-        <w:t xml:space="preserve"> </w:t>
-      </w:r>
-      <w:r>
-        <w:rPr>
-          <w:rFonts w:ascii="Microsoft YaHei" w:hAnsi="Microsoft YaHei" w:eastAsia="Microsoft YaHei"/>
+          <w:rFonts w:ascii="Times New Roman" w:hAnsi="Times New Roman" w:eastAsia="SimSun"/>
+          <w:b w:val="0"/>
+          <w:color w:val="000000"/>
+          <w:sz w:val="24"/>
+        </w:rPr>
+        <w:t xml:space="preserve"> </w:t>
+      </w:r>
+      <w:r>
+        <w:rPr>
+          <w:rFonts w:ascii="Times New Roman" w:hAnsi="Times New Roman" w:eastAsia="SimSun"/>
+          <w:b w:val="0"/>
+          <w:color w:val="000000"/>
+          <w:sz w:val="24"/>
         </w:rPr>
         <w:t xml:space="preserve">的大致范围或符号特征。</w:t>
       </w:r>
@@ -1550,16 +1951,24 @@
           <w:numId w:val="1004"/>
         </w:numPr>
         <w:pStyle w:val="Compact"/>
-      </w:pPr>
-      <w:r>
-        <w:rPr>
-          <w:rFonts w:ascii="Microsoft YaHei" w:hAnsi="Microsoft YaHei" w:eastAsia="Microsoft YaHei"/>
+        <w:spacing w:line="240" w:lineRule="auto" w:before="0" w:after="80"/>
+        <w:ind w:firstLine="480"/>
+      </w:pPr>
+      <w:r>
+        <w:rPr>
+          <w:rFonts w:ascii="Times New Roman" w:hAnsi="Times New Roman" w:eastAsia="SimSun"/>
+          <w:b w:val="0"/>
+          <w:color w:val="000000"/>
+          <w:sz w:val="24"/>
         </w:rPr>
         <w:t xml:space="preserve">对曲线 B、D，分别估算其超调量</w:t>
       </w:r>
       <w:r>
         <w:rPr>
-          <w:rFonts w:ascii="Microsoft YaHei" w:hAnsi="Microsoft YaHei" w:eastAsia="Microsoft YaHei"/>
+          <w:rFonts w:ascii="Times New Roman" w:hAnsi="Times New Roman" w:eastAsia="SimSun"/>
+          <w:b w:val="0"/>
+          <w:color w:val="000000"/>
+          <w:sz w:val="24"/>
         </w:rPr>
         <w:t xml:space="preserve"> </w:t>
       </w:r>
@@ -1576,19 +1985,28 @@
       </m:oMath>
       <w:r>
         <w:rPr>
-          <w:rFonts w:ascii="Microsoft YaHei" w:hAnsi="Microsoft YaHei" w:eastAsia="Microsoft YaHei"/>
-        </w:rPr>
-        <w:t xml:space="preserve"> </w:t>
-      </w:r>
-      <w:r>
-        <w:rPr>
-          <w:rFonts w:ascii="Microsoft YaHei" w:hAnsi="Microsoft YaHei" w:eastAsia="Microsoft YaHei"/>
+          <w:rFonts w:ascii="Times New Roman" w:hAnsi="Times New Roman" w:eastAsia="SimSun"/>
+          <w:b w:val="0"/>
+          <w:color w:val="000000"/>
+          <w:sz w:val="24"/>
+        </w:rPr>
+        <w:t xml:space="preserve"> </w:t>
+      </w:r>
+      <w:r>
+        <w:rPr>
+          <w:rFonts w:ascii="Times New Roman" w:hAnsi="Times New Roman" w:eastAsia="SimSun"/>
+          <w:b w:val="0"/>
+          <w:color w:val="000000"/>
+          <w:sz w:val="24"/>
         </w:rPr>
         <w:t xml:space="preserve">与阻尼比</w:t>
       </w:r>
       <w:r>
         <w:rPr>
-          <w:rFonts w:ascii="Microsoft YaHei" w:hAnsi="Microsoft YaHei" w:eastAsia="Microsoft YaHei"/>
+          <w:rFonts w:ascii="Times New Roman" w:hAnsi="Times New Roman" w:eastAsia="SimSun"/>
+          <w:b w:val="0"/>
+          <w:color w:val="000000"/>
+          <w:sz w:val="24"/>
         </w:rPr>
         <w:t xml:space="preserve"> </w:t>
       </w:r>
@@ -1599,13 +2017,19 @@
       </m:oMath>
       <w:r>
         <w:rPr>
-          <w:rFonts w:ascii="Microsoft YaHei" w:hAnsi="Microsoft YaHei" w:eastAsia="Microsoft YaHei"/>
+          <w:rFonts w:ascii="Times New Roman" w:hAnsi="Times New Roman" w:eastAsia="SimSun"/>
+          <w:b w:val="0"/>
+          <w:color w:val="000000"/>
+          <w:sz w:val="24"/>
         </w:rPr>
         <w:t xml:space="preserve">。可使用二阶主导近似公式</w:t>
       </w:r>
       <w:r>
         <w:rPr>
-          <w:rFonts w:ascii="Microsoft YaHei" w:hAnsi="Microsoft YaHei" w:eastAsia="Microsoft YaHei"/>
+          <w:rFonts w:ascii="Times New Roman" w:hAnsi="Times New Roman" w:eastAsia="SimSun"/>
+          <w:b w:val="0"/>
+          <w:color w:val="000000"/>
+          <w:sz w:val="24"/>
         </w:rPr>
         <w:t xml:space="preserve"> </w:t>
       </w:r>
@@ -1723,13 +2147,19 @@
       </m:oMath>
       <w:r>
         <w:rPr>
-          <w:rFonts w:ascii="Microsoft YaHei" w:hAnsi="Microsoft YaHei" w:eastAsia="Microsoft YaHei"/>
+          <w:rFonts w:ascii="Times New Roman" w:hAnsi="Times New Roman" w:eastAsia="SimSun"/>
+          <w:b w:val="0"/>
+          <w:color w:val="000000"/>
+          <w:sz w:val="24"/>
         </w:rPr>
         <w:t xml:space="preserve">，以及</w:t>
       </w:r>
       <w:r>
         <w:rPr>
-          <w:rFonts w:ascii="Microsoft YaHei" w:hAnsi="Microsoft YaHei" w:eastAsia="Microsoft YaHei"/>
+          <w:rFonts w:ascii="Times New Roman" w:hAnsi="Times New Roman" w:eastAsia="SimSun"/>
+          <w:b w:val="0"/>
+          <w:color w:val="000000"/>
+          <w:sz w:val="24"/>
         </w:rPr>
         <w:t xml:space="preserve"> </w:t>
       </w:r>
@@ -1809,13 +2239,19 @@
       </m:oMath>
       <w:r>
         <w:rPr>
-          <w:rFonts w:ascii="Microsoft YaHei" w:hAnsi="Microsoft YaHei" w:eastAsia="Microsoft YaHei"/>
+          <w:rFonts w:ascii="Times New Roman" w:hAnsi="Times New Roman" w:eastAsia="SimSun"/>
+          <w:b w:val="0"/>
+          <w:color w:val="000000"/>
+          <w:sz w:val="24"/>
         </w:rPr>
         <w:t xml:space="preserve">（其中</w:t>
       </w:r>
       <w:r>
         <w:rPr>
-          <w:rFonts w:ascii="Microsoft YaHei" w:hAnsi="Microsoft YaHei" w:eastAsia="Microsoft YaHei"/>
+          <w:rFonts w:ascii="Times New Roman" w:hAnsi="Times New Roman" w:eastAsia="SimSun"/>
+          <w:b w:val="0"/>
+          <w:color w:val="000000"/>
+          <w:sz w:val="24"/>
         </w:rPr>
         <w:t xml:space="preserve"> </w:t>
       </w:r>
@@ -1826,13 +2262,19 @@
       </m:oMath>
       <w:r>
         <w:rPr>
-          <w:rFonts w:ascii="Microsoft YaHei" w:hAnsi="Microsoft YaHei" w:eastAsia="Microsoft YaHei"/>
-        </w:rPr>
-        <w:t xml:space="preserve"> </w:t>
-      </w:r>
-      <w:r>
-        <w:rPr>
-          <w:rFonts w:ascii="Microsoft YaHei" w:hAnsi="Microsoft YaHei" w:eastAsia="Microsoft YaHei"/>
+          <w:rFonts w:ascii="Times New Roman" w:hAnsi="Times New Roman" w:eastAsia="SimSun"/>
+          <w:b w:val="0"/>
+          <w:color w:val="000000"/>
+          <w:sz w:val="24"/>
+        </w:rPr>
+        <w:t xml:space="preserve"> </w:t>
+      </w:r>
+      <w:r>
+        <w:rPr>
+          <w:rFonts w:ascii="Times New Roman" w:hAnsi="Times New Roman" w:eastAsia="SimSun"/>
+          <w:b w:val="0"/>
+          <w:color w:val="000000"/>
+          <w:sz w:val="24"/>
         </w:rPr>
         <w:t xml:space="preserve">取小数而非百分数）。</w:t>
       </w:r>
@@ -1844,10 +2286,15 @@
           <w:numId w:val="1004"/>
         </w:numPr>
         <w:pStyle w:val="Compact"/>
-      </w:pPr>
-      <w:r>
-        <w:rPr>
-          <w:rFonts w:ascii="Microsoft YaHei" w:hAnsi="Microsoft YaHei" w:eastAsia="Microsoft YaHei"/>
+        <w:spacing w:line="240" w:lineRule="auto" w:before="0" w:after="80"/>
+        <w:ind w:firstLine="480"/>
+      </w:pPr>
+      <w:r>
+        <w:rPr>
+          <w:rFonts w:ascii="Times New Roman" w:hAnsi="Times New Roman" w:eastAsia="SimSun"/>
+          <w:b w:val="0"/>
+          <w:color w:val="000000"/>
+          <w:sz w:val="24"/>
         </w:rPr>
         <w:t xml:space="preserve">说明你用哪些”可直接从时域曲线读出”的特征来区分这四条曲线。至少写出 4 条，并说明这些特征分别支持了哪些判断。</w:t>
       </w:r>
@@ -1855,18 +2302,30 @@
     <w:p>
       <w:pPr>
         <w:pStyle w:val="FirstParagraph"/>
-      </w:pPr>
-      <w:r>
-        <w:rPr>
-          <w:rFonts w:ascii="Microsoft YaHei" w:hAnsi="Microsoft YaHei" w:eastAsia="Microsoft YaHei"/>
+        <w:spacing w:line="240" w:lineRule="auto" w:before="0" w:after="80"/>
+        <w:ind w:firstLine="480"/>
+      </w:pPr>
+      <w:r>
+        <w:rPr>
+          <w:rFonts w:ascii="Times New Roman" w:hAnsi="Times New Roman" w:eastAsia="SimSun"/>
+          <w:b w:val="0"/>
+          <w:color w:val="000000"/>
+          <w:sz w:val="24"/>
         </w:rPr>
         <w:t xml:space="preserve">说明：本题重在从响应形状逆向判断系统特性，不要求反求精确传递函数。</w:t>
       </w:r>
     </w:p>
     <w:p>
-      <w:r>
-        <w:rPr>
-          <w:rFonts w:ascii="Microsoft YaHei" w:hAnsi="Microsoft YaHei" w:eastAsia="Microsoft YaHei"/>
+      <w:pPr>
+        <w:spacing w:line="240" w:lineRule="auto" w:before="0" w:after="80"/>
+        <w:ind w:firstLine="0"/>
+      </w:pPr>
+      <w:r>
+        <w:rPr>
+          <w:rFonts w:ascii="Times New Roman" w:hAnsi="Times New Roman" w:eastAsia="SimSun"/>
+          <w:b w:val="0"/>
+          <w:color w:val="000000"/>
+          <w:sz w:val="24"/>
         </w:rPr>
         <w:pict>
           <v:rect style="width:0;height:1.5pt" o:hralign="center" o:hrstd="t" o:hr="t"/>
@@ -1878,10 +2337,15 @@
     <w:p>
       <w:pPr>
         <w:pStyle w:val="Heading2"/>
-      </w:pPr>
-      <w:r>
-        <w:rPr>
-          <w:rFonts w:ascii="Microsoft YaHei" w:hAnsi="Microsoft YaHei" w:eastAsia="Microsoft YaHei"/>
+        <w:spacing w:line="240" w:lineRule="auto" w:before="0" w:after="80"/>
+        <w:ind w:firstLine="0"/>
+      </w:pPr>
+      <w:r>
+        <w:rPr>
+          <w:rFonts w:ascii="Times New Roman" w:hAnsi="Times New Roman" w:eastAsia="SimSun"/>
+          <w:b/>
+          <w:color w:val="000000"/>
+          <w:sz w:val="28"/>
         </w:rPr>
         <w:t xml:space="preserve">T1-4 工程场景反馈控制判断</w:t>
       </w:r>
@@ -1889,18 +2353,30 @@
     <w:p>
       <w:pPr>
         <w:pStyle w:val="FirstParagraph"/>
-      </w:pPr>
-      <w:r>
-        <w:rPr>
-          <w:rFonts w:ascii="Microsoft YaHei" w:hAnsi="Microsoft YaHei" w:eastAsia="Microsoft YaHei"/>
+        <w:spacing w:line="240" w:lineRule="auto" w:before="0" w:after="80"/>
+        <w:ind w:firstLine="480"/>
+      </w:pPr>
+      <w:r>
+        <w:rPr>
+          <w:rFonts w:ascii="Times New Roman" w:hAnsi="Times New Roman" w:eastAsia="SimSun"/>
+          <w:b w:val="0"/>
+          <w:color w:val="000000"/>
+          <w:sz w:val="24"/>
         </w:rPr>
         <w:t xml:space="preserve">请阅读以下两个工程控制场景，针对每个场景回答三个问题：（1）该场景的主要干扰来源和不确定性有哪些？（2）仅采用开环控制是否足够？请给出工程理由。（3）如果引入反馈控制，传感器应该测量什么物理量？</w:t>
       </w:r>
     </w:p>
     <w:p>
-      <w:r>
-        <w:rPr>
-          <w:rFonts w:ascii="Microsoft YaHei" w:hAnsi="Microsoft YaHei" w:eastAsia="Microsoft YaHei"/>
+      <w:pPr>
+        <w:spacing w:line="240" w:lineRule="auto" w:before="0" w:after="80"/>
+        <w:ind w:firstLine="0"/>
+      </w:pPr>
+      <w:r>
+        <w:rPr>
+          <w:rFonts w:ascii="Times New Roman" w:hAnsi="Times New Roman" w:eastAsia="SimSun"/>
+          <w:b w:val="0"/>
+          <w:color w:val="000000"/>
+          <w:sz w:val="24"/>
         </w:rPr>
         <w:pict>
           <v:rect style="width:0;height:1.5pt" o:hralign="center" o:hrstd="t" o:hr="t"/>
@@ -1911,10 +2387,15 @@
     <w:p>
       <w:pPr>
         <w:pStyle w:val="Heading3"/>
-      </w:pPr>
-      <w:r>
-        <w:rPr>
-          <w:rFonts w:ascii="Microsoft YaHei" w:hAnsi="Microsoft YaHei" w:eastAsia="Microsoft YaHei"/>
+        <w:spacing w:line="240" w:lineRule="auto" w:before="0" w:after="80"/>
+        <w:ind w:firstLine="0"/>
+      </w:pPr>
+      <w:r>
+        <w:rPr>
+          <w:rFonts w:ascii="Times New Roman" w:hAnsi="Times New Roman" w:eastAsia="SimHei"/>
+          <w:b w:val="0"/>
+          <w:color w:val="000000"/>
+          <w:sz w:val="24"/>
         </w:rPr>
         <w:t xml:space="preserve">场景A：家用洗衣机定时脱水程序</w:t>
       </w:r>
@@ -1922,10 +2403,15 @@
     <w:p>
       <w:pPr>
         <w:pStyle w:val="FirstParagraph"/>
-      </w:pPr>
-      <w:r>
-        <w:rPr>
-          <w:rFonts w:ascii="Microsoft YaHei" w:hAnsi="Microsoft YaHei" w:eastAsia="Microsoft YaHei"/>
+        <w:spacing w:line="240" w:lineRule="auto" w:before="0" w:after="80"/>
+        <w:ind w:firstLine="480"/>
+      </w:pPr>
+      <w:r>
+        <w:rPr>
+          <w:rFonts w:ascii="Times New Roman" w:hAnsi="Times New Roman" w:eastAsia="SimSun"/>
+          <w:b w:val="0"/>
+          <w:color w:val="000000"/>
+          <w:sz w:val="24"/>
         </w:rPr>
         <w:t xml:space="preserve">某型号家用全自动洗衣机执行脱水程序时，采用定时控制方式：设定脱水时间为5分钟，电机以固定转速（1200rpm）运转，到达设定时间后自动停止。</w:t>
       </w:r>
@@ -1935,10 +2421,15 @@
     <w:p>
       <w:pPr>
         <w:pStyle w:val="Heading3"/>
-      </w:pPr>
-      <w:r>
-        <w:rPr>
-          <w:rFonts w:ascii="Microsoft YaHei" w:hAnsi="Microsoft YaHei" w:eastAsia="Microsoft YaHei"/>
+        <w:spacing w:line="240" w:lineRule="auto" w:before="0" w:after="80"/>
+        <w:ind w:firstLine="0"/>
+      </w:pPr>
+      <w:r>
+        <w:rPr>
+          <w:rFonts w:ascii="Times New Roman" w:hAnsi="Times New Roman" w:eastAsia="SimHei"/>
+          <w:b w:val="0"/>
+          <w:color w:val="000000"/>
+          <w:sz w:val="24"/>
         </w:rPr>
         <w:t xml:space="preserve">场景B：无人机悬停高度保持</w:t>
       </w:r>
@@ -1946,18 +2437,30 @@
     <w:p>
       <w:pPr>
         <w:pStyle w:val="FirstParagraph"/>
-      </w:pPr>
-      <w:r>
-        <w:rPr>
-          <w:rFonts w:ascii="Microsoft YaHei" w:hAnsi="Microsoft YaHei" w:eastAsia="Microsoft YaHei"/>
+        <w:spacing w:line="240" w:lineRule="auto" w:before="0" w:after="80"/>
+        <w:ind w:firstLine="480"/>
+      </w:pPr>
+      <w:r>
+        <w:rPr>
+          <w:rFonts w:ascii="Times New Roman" w:hAnsi="Times New Roman" w:eastAsia="SimSun"/>
+          <w:b w:val="0"/>
+          <w:color w:val="000000"/>
+          <w:sz w:val="24"/>
         </w:rPr>
         <w:t xml:space="preserve">某四旋翼无人机执行定点悬停任务，要求在离地10米高度保持位置，持续10分钟。无人机通过调节四个电机的转速来控制升力，从而维持高度。</w:t>
       </w:r>
     </w:p>
     <w:p>
-      <w:r>
-        <w:rPr>
-          <w:rFonts w:ascii="Microsoft YaHei" w:hAnsi="Microsoft YaHei" w:eastAsia="Microsoft YaHei"/>
+      <w:pPr>
+        <w:spacing w:line="240" w:lineRule="auto" w:before="0" w:after="80"/>
+        <w:ind w:firstLine="0"/>
+      </w:pPr>
+      <w:r>
+        <w:rPr>
+          <w:rFonts w:ascii="Times New Roman" w:hAnsi="Times New Roman" w:eastAsia="SimSun"/>
+          <w:b w:val="0"/>
+          <w:color w:val="000000"/>
+          <w:sz w:val="24"/>
         </w:rPr>
         <w:pict>
           <v:rect style="width:0;height:1.5pt" o:hralign="center" o:hrstd="t" o:hr="t"/>
@@ -1967,10 +2470,15 @@
     <w:p>
       <w:pPr>
         <w:pStyle w:val="FirstParagraph"/>
-      </w:pPr>
-      <w:r>
-        <w:rPr>
-          <w:rFonts w:ascii="Microsoft YaHei" w:hAnsi="Microsoft YaHei" w:eastAsia="Microsoft YaHei"/>
+        <w:spacing w:line="240" w:lineRule="auto" w:before="0" w:after="80"/>
+        <w:ind w:firstLine="480"/>
+      </w:pPr>
+      <w:r>
+        <w:rPr>
+          <w:rFonts w:ascii="Times New Roman" w:hAnsi="Times New Roman" w:eastAsia="SimSun"/>
+          <w:b w:val="0"/>
+          <w:color w:val="000000"/>
+          <w:sz w:val="24"/>
         </w:rPr>
         <w:t xml:space="preserve">请分别对场景A和场景B进行分析，按要求回答上述三个子问题。</w:t>
       </w:r>
@@ -1978,7 +2486,9 @@
     <w:bookmarkEnd w:id="27"/>
     <w:bookmarkEnd w:id="28"/>
     <w:bookmarkEnd w:id="29"/>
-    <w:sectPr/>
+    <w:sectPr>
+      <w:pgMar w:top="720" w:bottom="720" w:left="720" w:right="720"/>
+    </w:sectPr>
   </w:body>
 </w:document>
 </file>
@@ -2317,7 +2827,8 @@
     <w:name w:val="Normal"/>
     <w:qFormat/>
     <w:rPr>
-      <w:rFonts w:ascii="Microsoft YaHei" w:hAnsi="Microsoft YaHei" w:eastAsia="Microsoft YaHei"/>
+      <w:rFonts w:ascii="Times New Roman" w:hAnsi="Times New Roman" w:eastAsia="SimSun"/>
+      <w:color w:val="000000"/>
     </w:rPr>
   </w:style>
   <w:style w:styleId="BodyText" w:type="paragraph">
@@ -2329,7 +2840,8 @@
     </w:pPr>
     <w:qFormat/>
     <w:rPr>
-      <w:rFonts w:ascii="Microsoft YaHei" w:hAnsi="Microsoft YaHei" w:eastAsia="Microsoft YaHei"/>
+      <w:rFonts w:ascii="Times New Roman" w:hAnsi="Times New Roman" w:eastAsia="SimSun"/>
+      <w:color w:val="000000"/>
     </w:rPr>
   </w:style>
   <w:style w:customStyle="1" w:styleId="FirstParagraph" w:type="paragraph">
@@ -2338,7 +2850,8 @@
     <w:next w:val="BodyText"/>
     <w:qFormat/>
     <w:rPr>
-      <w:rFonts w:ascii="Microsoft YaHei" w:hAnsi="Microsoft YaHei" w:eastAsia="Microsoft YaHei"/>
+      <w:rFonts w:ascii="Times New Roman" w:hAnsi="Times New Roman" w:eastAsia="SimSun"/>
+      <w:color w:val="000000"/>
     </w:rPr>
   </w:style>
   <w:style w:customStyle="1" w:styleId="Compact" w:type="paragraph">
@@ -2349,7 +2862,8 @@
       <w:spacing w:after="36" w:before="36"/>
     </w:pPr>
     <w:rPr>
-      <w:rFonts w:ascii="Microsoft YaHei" w:hAnsi="Microsoft YaHei" w:eastAsia="Microsoft YaHei"/>
+      <w:rFonts w:ascii="Times New Roman" w:hAnsi="Times New Roman" w:eastAsia="SimSun"/>
+      <w:color w:val="000000"/>
     </w:rPr>
   </w:style>
   <w:style w:styleId="Title" w:type="paragraph">
@@ -2364,10 +2878,10 @@
       <w:jc w:val="center"/>
     </w:pPr>
     <w:rPr>
-      <w:rFonts w:asciiTheme="majorHAnsi" w:cstheme="majorBidi" w:eastAsiaTheme="majorEastAsia" w:hAnsiTheme="majorHAnsi" w:ascii="Microsoft YaHei" w:hAnsi="Microsoft YaHei" w:eastAsia="Microsoft YaHei"/>
+      <w:rFonts w:asciiTheme="majorHAnsi" w:cstheme="majorBidi" w:eastAsiaTheme="majorEastAsia" w:hAnsiTheme="majorHAnsi" w:ascii="Times New Roman" w:hAnsi="Times New Roman" w:eastAsia="SimSun"/>
       <w:b/>
       <w:bCs/>
-      <w:color w:themeColor="accent1" w:themeShade="B5" w:val="345A8A"/>
+      <w:color w:val="000000"/>
       <w:sz w:val="36"/>
       <w:szCs w:val="36"/>
     </w:rPr>
@@ -2384,7 +2898,8 @@
       <w:jc w:val="center"/>
     </w:pPr>
     <w:rPr>
-      <w:rFonts w:ascii="Microsoft YaHei" w:hAnsi="Microsoft YaHei" w:eastAsia="Microsoft YaHei"/>
+      <w:rFonts w:ascii="Times New Roman" w:hAnsi="Times New Roman" w:eastAsia="SimSun"/>
+      <w:color w:val="000000"/>
       <w:sz w:val="30"/>
       <w:szCs w:val="30"/>
     </w:rPr>
@@ -2399,7 +2914,8 @@
       <w:jc w:val="center"/>
     </w:pPr>
     <w:rPr>
-      <w:rFonts w:ascii="Microsoft YaHei" w:hAnsi="Microsoft YaHei" w:eastAsia="Microsoft YaHei"/>
+      <w:rFonts w:ascii="Times New Roman" w:hAnsi="Times New Roman" w:eastAsia="SimSun"/>
+      <w:color w:val="000000"/>
     </w:rPr>
   </w:style>
   <w:style w:styleId="Date" w:type="paragraph">
@@ -2412,7 +2928,8 @@
       <w:jc w:val="center"/>
     </w:pPr>
     <w:rPr>
-      <w:rFonts w:ascii="Microsoft YaHei" w:hAnsi="Microsoft YaHei" w:eastAsia="Microsoft YaHei"/>
+      <w:rFonts w:ascii="Times New Roman" w:hAnsi="Times New Roman" w:eastAsia="SimSun"/>
+      <w:color w:val="000000"/>
     </w:rPr>
   </w:style>
   <w:style w:customStyle="1" w:styleId="AbstractTitle" w:type="paragraph">
@@ -2427,12 +2944,11 @@
       <w:spacing w:after="0" w:before="300"/>
     </w:pPr>
     <w:rPr>
+      <w:color w:val="000000"/>
       <w:sz w:val="20"/>
       <w:szCs w:val="20"/>
-      <w:rFonts w:ascii="Microsoft YaHei" w:hAnsi="Microsoft YaHei" w:eastAsia="Microsoft YaHei"/>
+      <w:rFonts w:ascii="Times New Roman" w:hAnsi="Times New Roman" w:eastAsia="SimSun"/>
       <w:b/>
-      <w:color w:val="345A8A"/>
-      &gt;
     </w:rPr>
   </w:style>
   <w:style w:customStyle="1" w:styleId="Abstract" w:type="paragraph">
@@ -2446,7 +2962,8 @@
       <w:spacing w:after="300" w:before="100"/>
     </w:pPr>
     <w:rPr>
-      <w:rFonts w:ascii="Microsoft YaHei" w:hAnsi="Microsoft YaHei" w:eastAsia="Microsoft YaHei"/>
+      <w:rFonts w:ascii="Times New Roman" w:hAnsi="Times New Roman" w:eastAsia="SimSun"/>
+      <w:color w:val="000000"/>
       <w:sz w:val="20"/>
       <w:szCs w:val="20"/>
     </w:rPr>
@@ -2458,7 +2975,8 @@
     <w:qFormat/>
     <w:pPr/>
     <w:rPr>
-      <w:rFonts w:ascii="Microsoft YaHei" w:hAnsi="Microsoft YaHei" w:eastAsia="Microsoft YaHei"/>
+      <w:rFonts w:ascii="Times New Roman" w:hAnsi="Times New Roman" w:eastAsia="SimSun"/>
+      <w:color w:val="000000"/>
     </w:rPr>
   </w:style>
   <w:style w:styleId="Heading1" w:type="paragraph">
@@ -2474,10 +2992,10 @@
       <w:outlineLvl w:val="0"/>
     </w:pPr>
     <w:rPr>
-      <w:rFonts w:asciiTheme="majorHAnsi" w:cstheme="majorBidi" w:eastAsiaTheme="majorEastAsia" w:hAnsiTheme="majorHAnsi" w:ascii="Microsoft YaHei" w:hAnsi="Microsoft YaHei" w:eastAsia="Microsoft YaHei"/>
+      <w:rFonts w:asciiTheme="majorHAnsi" w:cstheme="majorBidi" w:eastAsiaTheme="majorEastAsia" w:hAnsiTheme="majorHAnsi" w:ascii="Times New Roman" w:hAnsi="Times New Roman" w:eastAsia="SimSun"/>
       <w:b/>
       <w:bCs/>
-      <w:color w:themeColor="accent1" w:val="4F81BD"/>
+      <w:color w:val="000000"/>
       <w:sz w:val="32"/>
       <w:szCs w:val="32"/>
     </w:rPr>
@@ -2496,10 +3014,10 @@
       <w:outlineLvl w:val="1"/>
     </w:pPr>
     <w:rPr>
-      <w:rFonts w:asciiTheme="majorHAnsi" w:cstheme="majorBidi" w:eastAsiaTheme="majorEastAsia" w:hAnsiTheme="majorHAnsi" w:ascii="Microsoft YaHei" w:hAnsi="Microsoft YaHei" w:eastAsia="Microsoft YaHei"/>
+      <w:rFonts w:asciiTheme="majorHAnsi" w:cstheme="majorBidi" w:eastAsiaTheme="majorEastAsia" w:hAnsiTheme="majorHAnsi" w:ascii="Times New Roman" w:hAnsi="Times New Roman" w:eastAsia="SimSun"/>
       <w:b/>
       <w:bCs/>
-      <w:color w:themeColor="accent1" w:val="4F81BD"/>
+      <w:color w:val="000000"/>
       <w:sz w:val="28"/>
       <w:szCs w:val="28"/>
     </w:rPr>
@@ -2518,10 +3036,10 @@
       <w:outlineLvl w:val="2"/>
     </w:pPr>
     <w:rPr>
-      <w:rFonts w:asciiTheme="majorHAnsi" w:cstheme="majorBidi" w:eastAsiaTheme="majorEastAsia" w:hAnsiTheme="majorHAnsi" w:ascii="Microsoft YaHei" w:hAnsi="Microsoft YaHei" w:eastAsia="Microsoft YaHei"/>
+      <w:rFonts w:asciiTheme="majorHAnsi" w:cstheme="majorBidi" w:eastAsiaTheme="majorEastAsia" w:hAnsiTheme="majorHAnsi" w:ascii="Times New Roman" w:hAnsi="Times New Roman" w:eastAsia="SimSun"/>
       <w:b/>
       <w:bCs/>
-      <w:color w:themeColor="accent1" w:val="4F81BD"/>
+      <w:color w:val="000000"/>
       <w:sz w:val="24"/>
       <w:szCs w:val="24"/>
     </w:rPr>
@@ -2540,10 +3058,10 @@
       <w:outlineLvl w:val="3"/>
     </w:pPr>
     <w:rPr>
-      <w:rFonts w:asciiTheme="majorHAnsi" w:cstheme="majorBidi" w:eastAsiaTheme="majorEastAsia" w:hAnsiTheme="majorHAnsi" w:ascii="Microsoft YaHei" w:hAnsi="Microsoft YaHei" w:eastAsia="Microsoft YaHei"/>
+      <w:rFonts w:asciiTheme="majorHAnsi" w:cstheme="majorBidi" w:eastAsiaTheme="majorEastAsia" w:hAnsiTheme="majorHAnsi" w:ascii="Times New Roman" w:hAnsi="Times New Roman" w:eastAsia="SimSun"/>
       <w:i/>
       <w:bCs/>
-      <w:color w:themeColor="accent1" w:val="4F81BD"/>
+      <w:color w:val="000000"/>
       <w:sz w:val="24"/>
       <w:szCs w:val="24"/>
     </w:rPr>
@@ -2562,9 +3080,9 @@
       <w:outlineLvl w:val="4"/>
     </w:pPr>
     <w:rPr>
-      <w:rFonts w:asciiTheme="majorHAnsi" w:cstheme="majorBidi" w:eastAsiaTheme="majorEastAsia" w:hAnsiTheme="majorHAnsi" w:ascii="Microsoft YaHei" w:hAnsi="Microsoft YaHei" w:eastAsia="Microsoft YaHei"/>
+      <w:rFonts w:asciiTheme="majorHAnsi" w:cstheme="majorBidi" w:eastAsiaTheme="majorEastAsia" w:hAnsiTheme="majorHAnsi" w:ascii="Times New Roman" w:hAnsi="Times New Roman" w:eastAsia="SimSun"/>
       <w:iCs/>
-      <w:color w:themeColor="accent1" w:val="4F81BD"/>
+      <w:color w:val="000000"/>
       <w:sz w:val="24"/>
       <w:szCs w:val="24"/>
     </w:rPr>
@@ -2583,8 +3101,8 @@
       <w:outlineLvl w:val="5"/>
     </w:pPr>
     <w:rPr>
-      <w:rFonts w:asciiTheme="majorHAnsi" w:cstheme="majorBidi" w:eastAsiaTheme="majorEastAsia" w:hAnsiTheme="majorHAnsi" w:ascii="Microsoft YaHei" w:hAnsi="Microsoft YaHei" w:eastAsia="Microsoft YaHei"/>
-      <w:color w:themeColor="accent1" w:val="4F81BD"/>
+      <w:rFonts w:asciiTheme="majorHAnsi" w:cstheme="majorBidi" w:eastAsiaTheme="majorEastAsia" w:hAnsiTheme="majorHAnsi" w:ascii="Times New Roman" w:hAnsi="Times New Roman" w:eastAsia="SimSun"/>
+      <w:color w:val="000000"/>
       <w:sz w:val="24"/>
       <w:szCs w:val="24"/>
     </w:rPr>
@@ -2603,8 +3121,8 @@
       <w:outlineLvl w:val="6"/>
     </w:pPr>
     <w:rPr>
-      <w:rFonts w:asciiTheme="majorHAnsi" w:cstheme="majorBidi" w:eastAsiaTheme="majorEastAsia" w:hAnsiTheme="majorHAnsi" w:ascii="Microsoft YaHei" w:hAnsi="Microsoft YaHei" w:eastAsia="Microsoft YaHei"/>
-      <w:color w:themeColor="accent1" w:val="4F81BD"/>
+      <w:rFonts w:asciiTheme="majorHAnsi" w:cstheme="majorBidi" w:eastAsiaTheme="majorEastAsia" w:hAnsiTheme="majorHAnsi" w:ascii="Times New Roman" w:hAnsi="Times New Roman" w:eastAsia="SimSun"/>
+      <w:color w:val="000000"/>
       <w:sz w:val="24"/>
       <w:szCs w:val="24"/>
     </w:rPr>
@@ -2623,8 +3141,8 @@
       <w:outlineLvl w:val="7"/>
     </w:pPr>
     <w:rPr>
-      <w:rFonts w:asciiTheme="majorHAnsi" w:cstheme="majorBidi" w:eastAsiaTheme="majorEastAsia" w:hAnsiTheme="majorHAnsi" w:ascii="Microsoft YaHei" w:hAnsi="Microsoft YaHei" w:eastAsia="Microsoft YaHei"/>
-      <w:color w:themeColor="accent1" w:val="4F81BD"/>
+      <w:rFonts w:asciiTheme="majorHAnsi" w:cstheme="majorBidi" w:eastAsiaTheme="majorEastAsia" w:hAnsiTheme="majorHAnsi" w:ascii="Times New Roman" w:hAnsi="Times New Roman" w:eastAsia="SimSun"/>
+      <w:color w:val="000000"/>
       <w:sz w:val="24"/>
       <w:szCs w:val="24"/>
     </w:rPr>
@@ -2643,8 +3161,8 @@
       <w:outlineLvl w:val="8"/>
     </w:pPr>
     <w:rPr>
-      <w:rFonts w:asciiTheme="majorHAnsi" w:cstheme="majorBidi" w:eastAsiaTheme="majorEastAsia" w:hAnsiTheme="majorHAnsi" w:ascii="Microsoft YaHei" w:hAnsi="Microsoft YaHei" w:eastAsia="Microsoft YaHei"/>
-      <w:color w:themeColor="accent1" w:val="4F81BD"/>
+      <w:rFonts w:asciiTheme="majorHAnsi" w:cstheme="majorBidi" w:eastAsiaTheme="majorEastAsia" w:hAnsiTheme="majorHAnsi" w:ascii="Times New Roman" w:hAnsi="Times New Roman" w:eastAsia="SimSun"/>
+      <w:color w:val="000000"/>
       <w:sz w:val="24"/>
       <w:szCs w:val="24"/>
     </w:rPr>
@@ -2661,7 +3179,8 @@
       <w:ind w:firstLine="0" w:left="480" w:right="480"/>
     </w:pPr>
     <w:rPr>
-      <w:rFonts w:ascii="Microsoft YaHei" w:hAnsi="Microsoft YaHei" w:eastAsia="Microsoft YaHei"/>
+      <w:rFonts w:ascii="Times New Roman" w:hAnsi="Times New Roman" w:eastAsia="SimSun"/>
+      <w:color w:val="000000"/>
     </w:rPr>
   </w:style>
   <w:style w:styleId="FootnoteText" w:type="paragraph">
@@ -2672,7 +3191,8 @@
     <w:unhideWhenUsed/>
     <w:qFormat/>
     <w:rPr>
-      <w:rFonts w:ascii="Microsoft YaHei" w:hAnsi="Microsoft YaHei" w:eastAsia="Microsoft YaHei"/>
+      <w:rFonts w:ascii="Times New Roman" w:hAnsi="Times New Roman" w:eastAsia="SimSun"/>
+      <w:color w:val="000000"/>
     </w:rPr>
   </w:style>
   <w:style w:default="1" w:styleId="DefaultParagraphFont" w:type="character">
@@ -2680,7 +3200,8 @@
     <w:semiHidden/>
     <w:unhideWhenUsed/>
     <w:rPr>
-      <w:rFonts w:ascii="Microsoft YaHei" w:hAnsi="Microsoft YaHei" w:eastAsia="Microsoft YaHei"/>
+      <w:rFonts w:ascii="Times New Roman" w:hAnsi="Times New Roman" w:eastAsia="SimSun"/>
+      <w:color w:val="000000"/>
     </w:rPr>
   </w:style>
   <w:style w:default="1" w:styleId="Table" w:type="table">
@@ -2690,7 +3211,8 @@
     <w:unhideWhenUsed/>
     <w:qFormat/>
     <w:rPr>
-      <w:rFonts w:ascii="Microsoft YaHei" w:hAnsi="Microsoft YaHei" w:eastAsia="Microsoft YaHei"/>
+      <w:rFonts w:ascii="Times New Roman" w:hAnsi="Times New Roman" w:eastAsia="SimSun"/>
+      <w:color w:val="000000"/>
     </w:rPr>
     <w:tblPr>
       <w:tblInd w:type="dxa" w:w="0"/>
@@ -2727,15 +3249,17 @@
       <w:spacing w:after="0"/>
     </w:pPr>
     <w:rPr>
-      <w:rFonts w:ascii="Microsoft YaHei" w:hAnsi="Microsoft YaHei" w:eastAsia="Microsoft YaHei"/>
+      <w:rFonts w:ascii="Times New Roman" w:hAnsi="Times New Roman" w:eastAsia="SimSun"/>
       <w:b/>
+      <w:color w:val="000000"/>
     </w:rPr>
   </w:style>
   <w:style w:customStyle="1" w:styleId="Definition" w:type="paragraph">
     <w:name w:val="Definition"/>
     <w:basedOn w:val="Normal"/>
     <w:rPr>
-      <w:rFonts w:ascii="Microsoft YaHei" w:hAnsi="Microsoft YaHei" w:eastAsia="Microsoft YaHei"/>
+      <w:rFonts w:ascii="Times New Roman" w:hAnsi="Times New Roman" w:eastAsia="SimSun"/>
+      <w:color w:val="000000"/>
     </w:rPr>
   </w:style>
   <w:style w:styleId="Caption" w:type="paragraph">
@@ -2746,8 +3270,9 @@
       <w:spacing w:after="120" w:before="0"/>
     </w:pPr>
     <w:rPr>
-      <w:rFonts w:ascii="Microsoft YaHei" w:hAnsi="Microsoft YaHei" w:eastAsia="Microsoft YaHei"/>
+      <w:rFonts w:ascii="Times New Roman" w:hAnsi="Times New Roman" w:eastAsia="SimSun"/>
       <w:i/>
+      <w:color w:val="000000"/>
     </w:rPr>
   </w:style>
   <w:style w:customStyle="1" w:styleId="TableCaption" w:type="paragraph">
@@ -2757,21 +3282,24 @@
       <w:keepNext/>
     </w:pPr>
     <w:rPr>
-      <w:rFonts w:ascii="Microsoft YaHei" w:hAnsi="Microsoft YaHei" w:eastAsia="Microsoft YaHei"/>
+      <w:rFonts w:ascii="Times New Roman" w:hAnsi="Times New Roman" w:eastAsia="SimSun"/>
+      <w:color w:val="000000"/>
     </w:rPr>
   </w:style>
   <w:style w:customStyle="1" w:styleId="ImageCaption" w:type="paragraph">
     <w:name w:val="Image Caption"/>
     <w:basedOn w:val="Caption"/>
     <w:rPr>
-      <w:rFonts w:ascii="Microsoft YaHei" w:hAnsi="Microsoft YaHei" w:eastAsia="Microsoft YaHei"/>
+      <w:rFonts w:ascii="Times New Roman" w:hAnsi="Times New Roman" w:eastAsia="SimSun"/>
+      <w:color w:val="000000"/>
     </w:rPr>
   </w:style>
   <w:style w:customStyle="1" w:styleId="Figure" w:type="paragraph">
     <w:name w:val="Figure"/>
     <w:basedOn w:val="Normal"/>
     <w:rPr>
-      <w:rFonts w:ascii="Microsoft YaHei" w:hAnsi="Microsoft YaHei" w:eastAsia="Microsoft YaHei"/>
+      <w:rFonts w:ascii="Times New Roman" w:hAnsi="Times New Roman" w:eastAsia="SimSun"/>
+      <w:color w:val="000000"/>
     </w:rPr>
   </w:style>
   <w:style w:customStyle="1" w:styleId="CaptionedFigure" w:type="paragraph">
@@ -2781,7 +3309,8 @@
       <w:keepNext/>
     </w:pPr>
     <w:rPr>
-      <w:rFonts w:ascii="Microsoft YaHei" w:hAnsi="Microsoft YaHei" w:eastAsia="Microsoft YaHei"/>
+      <w:rFonts w:ascii="Times New Roman" w:hAnsi="Times New Roman" w:eastAsia="SimSun"/>
+      <w:color w:val="000000"/>
     </w:rPr>
   </w:style>
   <w:style w:customStyle="1" w:styleId="BodyTextChar" w:type="character">
@@ -2789,14 +3318,16 @@
     <w:basedOn w:val="DefaultParagraphFont"/>
     <w:link w:val="BodyText"/>
     <w:rPr>
-      <w:rFonts w:ascii="Microsoft YaHei" w:hAnsi="Microsoft YaHei" w:eastAsia="Microsoft YaHei"/>
+      <w:rFonts w:ascii="Times New Roman" w:hAnsi="Times New Roman" w:eastAsia="SimSun"/>
+      <w:color w:val="000000"/>
     </w:rPr>
   </w:style>
   <w:style w:customStyle="1" w:styleId="VerbatimChar" w:type="character">
     <w:name w:val="Verbatim Char"/>
     <w:basedOn w:val="BodyTextChar"/>
     <w:rPr>
-      <w:rFonts w:ascii="Microsoft YaHei" w:hAnsi="Microsoft YaHei" w:eastAsia="Microsoft YaHei"/>
+      <w:rFonts w:ascii="Times New Roman" w:hAnsi="Times New Roman" w:eastAsia="SimSun"/>
+      <w:color w:val="000000"/>
       <w:sz w:val="22"/>
     </w:rPr>
   </w:style>
@@ -2804,14 +3335,16 @@
     <w:name w:val="Section Number"/>
     <w:basedOn w:val="BodyTextChar"/>
     <w:rPr>
-      <w:rFonts w:ascii="Microsoft YaHei" w:hAnsi="Microsoft YaHei" w:eastAsia="Microsoft YaHei"/>
+      <w:rFonts w:ascii="Times New Roman" w:hAnsi="Times New Roman" w:eastAsia="SimSun"/>
+      <w:color w:val="000000"/>
     </w:rPr>
   </w:style>
   <w:style w:styleId="FootnoteReference" w:type="character">
     <w:name w:val="Footnote Reference"/>
     <w:basedOn w:val="BodyTextChar"/>
     <w:rPr>
-      <w:rFonts w:ascii="Microsoft YaHei" w:hAnsi="Microsoft YaHei" w:eastAsia="Microsoft YaHei"/>
+      <w:rFonts w:ascii="Times New Roman" w:hAnsi="Times New Roman" w:eastAsia="SimSun"/>
+      <w:color w:val="000000"/>
       <w:vertAlign w:val="superscript"/>
     </w:rPr>
   </w:style>
@@ -2819,8 +3352,8 @@
     <w:name w:val="Hyperlink"/>
     <w:basedOn w:val="BodyTextChar"/>
     <w:rPr>
-      <w:rFonts w:ascii="Microsoft YaHei" w:hAnsi="Microsoft YaHei" w:eastAsia="Microsoft YaHei"/>
-      <w:color w:themeColor="accent1" w:val="4F81BD"/>
+      <w:rFonts w:ascii="Times New Roman" w:hAnsi="Times New Roman" w:eastAsia="SimSun"/>
+      <w:color w:val="000000"/>
     </w:rPr>
   </w:style>
   <w:style w:styleId="TOCHeading" w:type="paragraph">
@@ -2835,10 +3368,10 @@
       <w:outlineLvl w:val="9"/>
     </w:pPr>
     <w:rPr>
-      <w:rFonts w:asciiTheme="majorHAnsi" w:cstheme="majorBidi" w:eastAsiaTheme="majorEastAsia" w:hAnsiTheme="majorHAnsi" w:ascii="Microsoft YaHei" w:hAnsi="Microsoft YaHei" w:eastAsia="Microsoft YaHei"/>
+      <w:rFonts w:asciiTheme="majorHAnsi" w:cstheme="majorBidi" w:eastAsiaTheme="majorEastAsia" w:hAnsiTheme="majorHAnsi" w:ascii="Times New Roman" w:hAnsi="Times New Roman" w:eastAsia="SimSun"/>
       <w:b w:val="0"/>
       <w:bCs w:val="0"/>
-      <w:color w:themeColor="accent1" w:themeShade="BF" w:val="365F91"/>
+      <w:color w:val="000000"/>
     </w:rPr>
   </w:style>
   <w:style w:type="paragraph" w:customStyle="1" w:styleId="SourceCode">
@@ -2849,267 +3382,271 @@
       <w:wordWrap w:val="off"/>
     </w:pPr>
     <w:rPr>
-      <w:rFonts w:ascii="Microsoft YaHei" w:hAnsi="Microsoft YaHei" w:eastAsia="Microsoft YaHei"/>
+      <w:rFonts w:ascii="Times New Roman" w:hAnsi="Times New Roman" w:eastAsia="SimSun"/>
+      <w:color w:val="000000"/>
     </w:rPr>
   </w:style>
   <w:style w:type="character" w:customStyle="1" w:styleId="KeywordTok">
     <w:name w:val="KeywordTok"/>
     <w:basedOn w:val="VerbatimChar"/>
     <w:rPr>
-      <w:color w:val="007020"/>
-      <w:rFonts w:ascii="Microsoft YaHei" w:hAnsi="Microsoft YaHei" w:eastAsia="Microsoft YaHei"/>
+      <w:rFonts w:ascii="Times New Roman" w:hAnsi="Times New Roman" w:eastAsia="SimSun"/>
       <w:b/>
+      <w:color w:val="000000"/>
     </w:rPr>
   </w:style>
   <w:style w:type="character" w:customStyle="1" w:styleId="DataTypeTok">
     <w:name w:val="DataTypeTok"/>
     <w:basedOn w:val="VerbatimChar"/>
     <w:rPr>
-      <w:rFonts w:ascii="Microsoft YaHei" w:hAnsi="Microsoft YaHei" w:eastAsia="Microsoft YaHei"/>
-      <w:color w:val="902000"/>
+      <w:rFonts w:ascii="Times New Roman" w:hAnsi="Times New Roman" w:eastAsia="SimSun"/>
+      <w:color w:val="000000"/>
     </w:rPr>
   </w:style>
   <w:style w:type="character" w:customStyle="1" w:styleId="DecValTok">
     <w:name w:val="DecValTok"/>
     <w:basedOn w:val="VerbatimChar"/>
     <w:rPr>
-      <w:rFonts w:ascii="Microsoft YaHei" w:hAnsi="Microsoft YaHei" w:eastAsia="Microsoft YaHei"/>
-      <w:color w:val="40a070"/>
+      <w:rFonts w:ascii="Times New Roman" w:hAnsi="Times New Roman" w:eastAsia="SimSun"/>
+      <w:color w:val="000000"/>
     </w:rPr>
   </w:style>
   <w:style w:type="character" w:customStyle="1" w:styleId="BaseNTok">
     <w:name w:val="BaseNTok"/>
     <w:basedOn w:val="VerbatimChar"/>
     <w:rPr>
-      <w:rFonts w:ascii="Microsoft YaHei" w:hAnsi="Microsoft YaHei" w:eastAsia="Microsoft YaHei"/>
-      <w:color w:val="40a070"/>
+      <w:rFonts w:ascii="Times New Roman" w:hAnsi="Times New Roman" w:eastAsia="SimSun"/>
+      <w:color w:val="000000"/>
     </w:rPr>
   </w:style>
   <w:style w:type="character" w:customStyle="1" w:styleId="FloatTok">
     <w:name w:val="FloatTok"/>
     <w:basedOn w:val="VerbatimChar"/>
     <w:rPr>
-      <w:rFonts w:ascii="Microsoft YaHei" w:hAnsi="Microsoft YaHei" w:eastAsia="Microsoft YaHei"/>
-      <w:color w:val="40a070"/>
+      <w:rFonts w:ascii="Times New Roman" w:hAnsi="Times New Roman" w:eastAsia="SimSun"/>
+      <w:color w:val="000000"/>
     </w:rPr>
   </w:style>
   <w:style w:type="character" w:customStyle="1" w:styleId="ConstantTok">
     <w:name w:val="ConstantTok"/>
     <w:basedOn w:val="VerbatimChar"/>
     <w:rPr>
-      <w:rFonts w:ascii="Microsoft YaHei" w:hAnsi="Microsoft YaHei" w:eastAsia="Microsoft YaHei"/>
-      <w:color w:val="880000"/>
+      <w:rFonts w:ascii="Times New Roman" w:hAnsi="Times New Roman" w:eastAsia="SimSun"/>
+      <w:color w:val="000000"/>
     </w:rPr>
   </w:style>
   <w:style w:type="character" w:customStyle="1" w:styleId="CharTok">
     <w:name w:val="CharTok"/>
     <w:basedOn w:val="VerbatimChar"/>
     <w:rPr>
-      <w:rFonts w:ascii="Microsoft YaHei" w:hAnsi="Microsoft YaHei" w:eastAsia="Microsoft YaHei"/>
-      <w:color w:val="4070a0"/>
+      <w:rFonts w:ascii="Times New Roman" w:hAnsi="Times New Roman" w:eastAsia="SimSun"/>
+      <w:color w:val="000000"/>
     </w:rPr>
   </w:style>
   <w:style w:type="character" w:customStyle="1" w:styleId="SpecialCharTok">
     <w:name w:val="SpecialCharTok"/>
     <w:basedOn w:val="VerbatimChar"/>
     <w:rPr>
-      <w:rFonts w:ascii="Microsoft YaHei" w:hAnsi="Microsoft YaHei" w:eastAsia="Microsoft YaHei"/>
-      <w:color w:val="4070a0"/>
+      <w:rFonts w:ascii="Times New Roman" w:hAnsi="Times New Roman" w:eastAsia="SimSun"/>
+      <w:color w:val="000000"/>
     </w:rPr>
   </w:style>
   <w:style w:type="character" w:customStyle="1" w:styleId="StringTok">
     <w:name w:val="StringTok"/>
     <w:basedOn w:val="VerbatimChar"/>
     <w:rPr>
-      <w:rFonts w:ascii="Microsoft YaHei" w:hAnsi="Microsoft YaHei" w:eastAsia="Microsoft YaHei"/>
-      <w:color w:val="4070a0"/>
+      <w:rFonts w:ascii="Times New Roman" w:hAnsi="Times New Roman" w:eastAsia="SimSun"/>
+      <w:color w:val="000000"/>
     </w:rPr>
   </w:style>
   <w:style w:type="character" w:customStyle="1" w:styleId="VerbatimStringTok">
     <w:name w:val="VerbatimStringTok"/>
     <w:basedOn w:val="VerbatimChar"/>
     <w:rPr>
-      <w:rFonts w:ascii="Microsoft YaHei" w:hAnsi="Microsoft YaHei" w:eastAsia="Microsoft YaHei"/>
-      <w:color w:val="4070a0"/>
+      <w:rFonts w:ascii="Times New Roman" w:hAnsi="Times New Roman" w:eastAsia="SimSun"/>
+      <w:color w:val="000000"/>
     </w:rPr>
   </w:style>
   <w:style w:type="character" w:customStyle="1" w:styleId="SpecialStringTok">
     <w:name w:val="SpecialStringTok"/>
     <w:basedOn w:val="VerbatimChar"/>
     <w:rPr>
-      <w:rFonts w:ascii="Microsoft YaHei" w:hAnsi="Microsoft YaHei" w:eastAsia="Microsoft YaHei"/>
-      <w:color w:val="bb6688"/>
+      <w:rFonts w:ascii="Times New Roman" w:hAnsi="Times New Roman" w:eastAsia="SimSun"/>
+      <w:color w:val="000000"/>
     </w:rPr>
   </w:style>
   <w:style w:type="character" w:customStyle="1" w:styleId="ImportTok">
     <w:name w:val="ImportTok"/>
     <w:basedOn w:val="VerbatimChar"/>
     <w:rPr>
-      <w:color w:val="008000"/>
-      <w:rFonts w:ascii="Microsoft YaHei" w:hAnsi="Microsoft YaHei" w:eastAsia="Microsoft YaHei"/>
+      <w:rFonts w:ascii="Times New Roman" w:hAnsi="Times New Roman" w:eastAsia="SimSun"/>
       <w:b/>
+      <w:color w:val="000000"/>
     </w:rPr>
   </w:style>
   <w:style w:type="character" w:customStyle="1" w:styleId="CommentTok">
     <w:name w:val="CommentTok"/>
     <w:basedOn w:val="VerbatimChar"/>
     <w:rPr>
-      <w:color w:val="60a0b0"/>
-      <w:rFonts w:ascii="Microsoft YaHei" w:hAnsi="Microsoft YaHei" w:eastAsia="Microsoft YaHei"/>
+      <w:rFonts w:ascii="Times New Roman" w:hAnsi="Times New Roman" w:eastAsia="SimSun"/>
       <w:i/>
+      <w:color w:val="000000"/>
     </w:rPr>
   </w:style>
   <w:style w:type="character" w:customStyle="1" w:styleId="DocumentationTok">
     <w:name w:val="DocumentationTok"/>
     <w:basedOn w:val="VerbatimChar"/>
     <w:rPr>
-      <w:color w:val="ba2121"/>
-      <w:rFonts w:ascii="Microsoft YaHei" w:hAnsi="Microsoft YaHei" w:eastAsia="Microsoft YaHei"/>
+      <w:rFonts w:ascii="Times New Roman" w:hAnsi="Times New Roman" w:eastAsia="SimSun"/>
       <w:i/>
+      <w:color w:val="000000"/>
     </w:rPr>
   </w:style>
   <w:style w:type="character" w:customStyle="1" w:styleId="AnnotationTok">
     <w:name w:val="AnnotationTok"/>
     <w:basedOn w:val="VerbatimChar"/>
     <w:rPr>
-      <w:color w:val="60a0b0"/>
-      <w:rFonts w:ascii="Microsoft YaHei" w:hAnsi="Microsoft YaHei" w:eastAsia="Microsoft YaHei"/>
+      <w:rFonts w:ascii="Times New Roman" w:hAnsi="Times New Roman" w:eastAsia="SimSun"/>
       <w:b/>
       <w:i/>
+      <w:color w:val="000000"/>
     </w:rPr>
   </w:style>
   <w:style w:type="character" w:customStyle="1" w:styleId="CommentVarTok">
     <w:name w:val="CommentVarTok"/>
     <w:basedOn w:val="VerbatimChar"/>
     <w:rPr>
-      <w:color w:val="60a0b0"/>
-      <w:rFonts w:ascii="Microsoft YaHei" w:hAnsi="Microsoft YaHei" w:eastAsia="Microsoft YaHei"/>
+      <w:rFonts w:ascii="Times New Roman" w:hAnsi="Times New Roman" w:eastAsia="SimSun"/>
       <w:b/>
       <w:i/>
+      <w:color w:val="000000"/>
     </w:rPr>
   </w:style>
   <w:style w:type="character" w:customStyle="1" w:styleId="OtherTok">
     <w:name w:val="OtherTok"/>
     <w:basedOn w:val="VerbatimChar"/>
     <w:rPr>
-      <w:rFonts w:ascii="Microsoft YaHei" w:hAnsi="Microsoft YaHei" w:eastAsia="Microsoft YaHei"/>
-      <w:color w:val="007020"/>
+      <w:rFonts w:ascii="Times New Roman" w:hAnsi="Times New Roman" w:eastAsia="SimSun"/>
+      <w:color w:val="000000"/>
     </w:rPr>
   </w:style>
   <w:style w:type="character" w:customStyle="1" w:styleId="FunctionTok">
     <w:name w:val="FunctionTok"/>
     <w:basedOn w:val="VerbatimChar"/>
     <w:rPr>
-      <w:rFonts w:ascii="Microsoft YaHei" w:hAnsi="Microsoft YaHei" w:eastAsia="Microsoft YaHei"/>
-      <w:color w:val="06287e"/>
+      <w:rFonts w:ascii="Times New Roman" w:hAnsi="Times New Roman" w:eastAsia="SimSun"/>
+      <w:color w:val="000000"/>
     </w:rPr>
   </w:style>
   <w:style w:type="character" w:customStyle="1" w:styleId="VariableTok">
     <w:name w:val="VariableTok"/>
     <w:basedOn w:val="VerbatimChar"/>
     <w:rPr>
-      <w:rFonts w:ascii="Microsoft YaHei" w:hAnsi="Microsoft YaHei" w:eastAsia="Microsoft YaHei"/>
-      <w:color w:val="19177c"/>
+      <w:rFonts w:ascii="Times New Roman" w:hAnsi="Times New Roman" w:eastAsia="SimSun"/>
+      <w:color w:val="000000"/>
     </w:rPr>
   </w:style>
   <w:style w:type="character" w:customStyle="1" w:styleId="ControlFlowTok">
     <w:name w:val="ControlFlowTok"/>
     <w:basedOn w:val="VerbatimChar"/>
     <w:rPr>
-      <w:color w:val="007020"/>
-      <w:rFonts w:ascii="Microsoft YaHei" w:hAnsi="Microsoft YaHei" w:eastAsia="Microsoft YaHei"/>
+      <w:rFonts w:ascii="Times New Roman" w:hAnsi="Times New Roman" w:eastAsia="SimSun"/>
       <w:b/>
+      <w:color w:val="000000"/>
     </w:rPr>
   </w:style>
   <w:style w:type="character" w:customStyle="1" w:styleId="OperatorTok">
     <w:name w:val="OperatorTok"/>
     <w:basedOn w:val="VerbatimChar"/>
     <w:rPr>
-      <w:rFonts w:ascii="Microsoft YaHei" w:hAnsi="Microsoft YaHei" w:eastAsia="Microsoft YaHei"/>
-      <w:color w:val="666666"/>
+      <w:rFonts w:ascii="Times New Roman" w:hAnsi="Times New Roman" w:eastAsia="SimSun"/>
+      <w:color w:val="000000"/>
     </w:rPr>
   </w:style>
   <w:style w:type="character" w:customStyle="1" w:styleId="BuiltInTok">
     <w:name w:val="BuiltInTok"/>
     <w:basedOn w:val="VerbatimChar"/>
     <w:rPr>
-      <w:rFonts w:ascii="Microsoft YaHei" w:hAnsi="Microsoft YaHei" w:eastAsia="Microsoft YaHei"/>
-      <w:color w:val="008000"/>
+      <w:rFonts w:ascii="Times New Roman" w:hAnsi="Times New Roman" w:eastAsia="SimSun"/>
+      <w:color w:val="000000"/>
     </w:rPr>
   </w:style>
   <w:style w:type="character" w:customStyle="1" w:styleId="ExtensionTok">
     <w:name w:val="ExtensionTok"/>
     <w:basedOn w:val="VerbatimChar"/>
     <w:rPr>
-      <w:rFonts w:ascii="Microsoft YaHei" w:hAnsi="Microsoft YaHei" w:eastAsia="Microsoft YaHei"/>
+      <w:rFonts w:ascii="Times New Roman" w:hAnsi="Times New Roman" w:eastAsia="SimSun"/>
+      <w:color w:val="000000"/>
     </w:rPr>
   </w:style>
   <w:style w:type="character" w:customStyle="1" w:styleId="PreprocessorTok">
     <w:name w:val="PreprocessorTok"/>
     <w:basedOn w:val="VerbatimChar"/>
     <w:rPr>
-      <w:rFonts w:ascii="Microsoft YaHei" w:hAnsi="Microsoft YaHei" w:eastAsia="Microsoft YaHei"/>
-      <w:color w:val="bc7a00"/>
+      <w:rFonts w:ascii="Times New Roman" w:hAnsi="Times New Roman" w:eastAsia="SimSun"/>
+      <w:color w:val="000000"/>
     </w:rPr>
   </w:style>
   <w:style w:type="character" w:customStyle="1" w:styleId="AttributeTok">
     <w:name w:val="AttributeTok"/>
     <w:basedOn w:val="VerbatimChar"/>
     <w:rPr>
-      <w:rFonts w:ascii="Microsoft YaHei" w:hAnsi="Microsoft YaHei" w:eastAsia="Microsoft YaHei"/>
-      <w:color w:val="7d9029"/>
+      <w:rFonts w:ascii="Times New Roman" w:hAnsi="Times New Roman" w:eastAsia="SimSun"/>
+      <w:color w:val="000000"/>
     </w:rPr>
   </w:style>
   <w:style w:type="character" w:customStyle="1" w:styleId="RegionMarkerTok">
     <w:name w:val="RegionMarkerTok"/>
     <w:basedOn w:val="VerbatimChar"/>
     <w:rPr>
-      <w:rFonts w:ascii="Microsoft YaHei" w:hAnsi="Microsoft YaHei" w:eastAsia="Microsoft YaHei"/>
+      <w:rFonts w:ascii="Times New Roman" w:hAnsi="Times New Roman" w:eastAsia="SimSun"/>
+      <w:color w:val="000000"/>
     </w:rPr>
   </w:style>
   <w:style w:type="character" w:customStyle="1" w:styleId="InformationTok">
     <w:name w:val="InformationTok"/>
     <w:basedOn w:val="VerbatimChar"/>
     <w:rPr>
-      <w:color w:val="60a0b0"/>
-      <w:rFonts w:ascii="Microsoft YaHei" w:hAnsi="Microsoft YaHei" w:eastAsia="Microsoft YaHei"/>
+      <w:rFonts w:ascii="Times New Roman" w:hAnsi="Times New Roman" w:eastAsia="SimSun"/>
       <w:b/>
       <w:i/>
+      <w:color w:val="000000"/>
     </w:rPr>
   </w:style>
   <w:style w:type="character" w:customStyle="1" w:styleId="WarningTok">
     <w:name w:val="WarningTok"/>
     <w:basedOn w:val="VerbatimChar"/>
     <w:rPr>
-      <w:color w:val="60a0b0"/>
-      <w:rFonts w:ascii="Microsoft YaHei" w:hAnsi="Microsoft YaHei" w:eastAsia="Microsoft YaHei"/>
+      <w:rFonts w:ascii="Times New Roman" w:hAnsi="Times New Roman" w:eastAsia="SimSun"/>
       <w:b/>
       <w:i/>
+      <w:color w:val="000000"/>
     </w:rPr>
   </w:style>
   <w:style w:type="character" w:customStyle="1" w:styleId="AlertTok">
     <w:name w:val="AlertTok"/>
     <w:basedOn w:val="VerbatimChar"/>
     <w:rPr>
-      <w:color w:val="ff0000"/>
-      <w:rFonts w:ascii="Microsoft YaHei" w:hAnsi="Microsoft YaHei" w:eastAsia="Microsoft YaHei"/>
+      <w:rFonts w:ascii="Times New Roman" w:hAnsi="Times New Roman" w:eastAsia="SimSun"/>
       <w:b/>
+      <w:color w:val="000000"/>
     </w:rPr>
   </w:style>
   <w:style w:type="character" w:customStyle="1" w:styleId="ErrorTok">
     <w:name w:val="ErrorTok"/>
     <w:basedOn w:val="VerbatimChar"/>
     <w:rPr>
-      <w:color w:val="ff0000"/>
-      <w:rFonts w:ascii="Microsoft YaHei" w:hAnsi="Microsoft YaHei" w:eastAsia="Microsoft YaHei"/>
+      <w:rFonts w:ascii="Times New Roman" w:hAnsi="Times New Roman" w:eastAsia="SimSun"/>
       <w:b/>
+      <w:color w:val="000000"/>
     </w:rPr>
   </w:style>
   <w:style w:type="character" w:customStyle="1" w:styleId="NormalTok">
     <w:name w:val="NormalTok"/>
     <w:basedOn w:val="VerbatimChar"/>
     <w:rPr>
-      <w:rFonts w:ascii="Microsoft YaHei" w:hAnsi="Microsoft YaHei" w:eastAsia="Microsoft YaHei"/>
+      <w:rFonts w:ascii="Times New Roman" w:hAnsi="Times New Roman" w:eastAsia="SimSun"/>
+      <w:color w:val="000000"/>
     </w:rPr>
   </w:style>
 </w:styles>
